--- a/fuentes/Informacion_programa_13510005.docx
+++ b/fuentes/Informacion_programa_13510005.docx
@@ -1,6 +1,6 @@
 
 <file path=word/document.xml><?xml version="1.0" encoding="utf-8"?>
-<w:document xmlns:wpc="http://schemas.microsoft.com/office/word/2010/wordprocessingCanvas" xmlns:cx="http://schemas.microsoft.com/office/drawing/2014/chartex" xmlns:cx1="http://schemas.microsoft.com/office/drawing/2015/9/8/chartex" xmlns:cx2="http://schemas.microsoft.com/office/drawing/2015/10/21/chartex" xmlns:cx3="http://schemas.microsoft.com/office/drawing/2016/5/9/chartex" xmlns:cx4="http://schemas.microsoft.com/office/drawing/2016/5/10/chartex" xmlns:cx5="http://schemas.microsoft.com/office/drawing/2016/5/11/chartex" xmlns:cx6="http://schemas.microsoft.com/office/drawing/2016/5/12/chartex" xmlns:cx7="http://schemas.microsoft.com/office/drawing/2016/5/13/chartex" xmlns:cx8="http://schemas.microsoft.com/office/drawing/2016/5/14/chartex" xmlns:mc="http://schemas.openxmlformats.org/markup-compatibility/2006" xmlns:aink="http://schemas.microsoft.com/office/drawing/2016/ink" xmlns:am3d="http://schemas.microsoft.com/office/drawing/2017/model3d" xmlns:o="urn:schemas-microsoft-com:office:office" xmlns:r="http://schemas.openxmlformats.org/officeDocument/2006/relationships" xmlns:m="http://schemas.openxmlformats.org/officeDocument/2006/math" xmlns:v="urn:schemas-microsoft-com:vml" xmlns:wp14="http://schemas.microsoft.com/office/word/2010/wordprocessingDrawing" xmlns:wp="http://schemas.openxmlformats.org/drawingml/2006/wordprocessingDrawing" xmlns:w10="urn:schemas-microsoft-com:office:word" xmlns:w="http://schemas.openxmlformats.org/wordprocessingml/2006/main" xmlns:w14="http://schemas.microsoft.com/office/word/2010/wordml" xmlns:w15="http://schemas.microsoft.com/office/word/2012/wordml" xmlns:w16cex="http://schemas.microsoft.com/office/word/2018/wordml/cex" xmlns:w16cid="http://schemas.microsoft.com/office/word/2016/wordml/cid" xmlns:w16="http://schemas.microsoft.com/office/word/2018/wordml" xmlns:w16sdtdh="http://schemas.microsoft.com/office/word/2020/wordml/sdtdatahash" xmlns:w16se="http://schemas.microsoft.com/office/word/2015/wordml/symex" xmlns:wpg="http://schemas.microsoft.com/office/word/2010/wordprocessingGroup" xmlns:wpi="http://schemas.microsoft.com/office/word/2010/wordprocessingInk" xmlns:wne="http://schemas.microsoft.com/office/word/2006/wordml" xmlns:wps="http://schemas.microsoft.com/office/word/2010/wordprocessingShape" xmlns:a="http://schemas.openxmlformats.org/drawingml/2006/main" mc:Ignorable="w14 w15 w16se w16cid w16 w16cex w16sdtdh wp14">
+<w:document xmlns:wpc="http://schemas.microsoft.com/office/word/2010/wordprocessingCanvas" xmlns:cx="http://schemas.microsoft.com/office/drawing/2014/chartex" xmlns:cx1="http://schemas.microsoft.com/office/drawing/2015/9/8/chartex" xmlns:cx2="http://schemas.microsoft.com/office/drawing/2015/10/21/chartex" xmlns:cx3="http://schemas.microsoft.com/office/drawing/2016/5/9/chartex" xmlns:cx4="http://schemas.microsoft.com/office/drawing/2016/5/10/chartex" xmlns:cx5="http://schemas.microsoft.com/office/drawing/2016/5/11/chartex" xmlns:cx6="http://schemas.microsoft.com/office/drawing/2016/5/12/chartex" xmlns:cx7="http://schemas.microsoft.com/office/drawing/2016/5/13/chartex" xmlns:cx8="http://schemas.microsoft.com/office/drawing/2016/5/14/chartex" xmlns:mc="http://schemas.openxmlformats.org/markup-compatibility/2006" xmlns:aink="http://schemas.microsoft.com/office/drawing/2016/ink" xmlns:am3d="http://schemas.microsoft.com/office/drawing/2017/model3d" xmlns:o="urn:schemas-microsoft-com:office:office" xmlns:r="http://schemas.openxmlformats.org/officeDocument/2006/relationships" xmlns:m="http://schemas.openxmlformats.org/officeDocument/2006/math" xmlns:v="urn:schemas-microsoft-com:vml" xmlns:wp14="http://schemas.microsoft.com/office/word/2010/wordprocessingDrawing" xmlns:wp="http://schemas.openxmlformats.org/drawingml/2006/wordprocessingDrawing" xmlns:w10="urn:schemas-microsoft-com:office:word" xmlns:w="http://schemas.openxmlformats.org/wordprocessingml/2006/main" xmlns:w14="http://schemas.microsoft.com/office/word/2010/wordml" xmlns:w15="http://schemas.microsoft.com/office/word/2012/wordml" xmlns:w16cex="http://schemas.microsoft.com/office/word/2018/wordml/cex" xmlns:w16cid="http://schemas.microsoft.com/office/word/2016/wordml/cid" xmlns:w16="http://schemas.microsoft.com/office/word/2018/wordml" xmlns:w16sdtdh="http://schemas.microsoft.com/office/word/2020/wordml/sdtdatahash" xmlns:w16se="http://schemas.microsoft.com/office/word/2015/wordml/symex" xmlns:wpg="http://schemas.microsoft.com/office/word/2010/wordprocessingGroup" xmlns:wpi="http://schemas.microsoft.com/office/word/2010/wordprocessingInk" xmlns:wne="http://schemas.microsoft.com/office/word/2006/wordml" xmlns:wps="http://schemas.microsoft.com/office/word/2010/wordprocessingShape" mc:Ignorable="w14 w15 w16se w16cid w16 w16cex w16sdtdh wp14">
   <w:body>
     <w:p>
       <w:pPr>
@@ -8,7 +8,7 @@
         <w:spacing w:after="0" w:line="360" w:lineRule="auto"/>
         <w:jc w:val="center"/>
         <w:rPr>
-          <w:rFonts w:ascii="Arial" w:hAnsi="Arial" w:eastAsia="Arial" w:cs="Arial"/>
+          <w:rFonts w:ascii="Arial" w:eastAsia="Arial" w:hAnsi="Arial" w:cs="Arial"/>
           <w:b/>
           <w:sz w:val="20"/>
           <w:szCs w:val="20"/>
@@ -16,7 +16,7 @@
       </w:pPr>
       <w:r>
         <w:rPr>
-          <w:rFonts w:ascii="Arial" w:hAnsi="Arial" w:eastAsia="Arial" w:cs="Arial"/>
+          <w:rFonts w:ascii="Arial" w:eastAsia="Arial" w:hAnsi="Arial" w:cs="Arial"/>
           <w:b/>
           <w:sz w:val="20"/>
           <w:szCs w:val="20"/>
@@ -30,7 +30,7 @@
         <w:spacing w:after="0" w:line="360" w:lineRule="auto"/>
         <w:jc w:val="center"/>
         <w:rPr>
-          <w:rFonts w:ascii="Arial" w:hAnsi="Arial" w:eastAsia="Arial" w:cs="Arial"/>
+          <w:rFonts w:ascii="Arial" w:eastAsia="Arial" w:hAnsi="Arial" w:cs="Arial"/>
           <w:b/>
           <w:color w:val="FF0000"/>
           <w:sz w:val="20"/>
@@ -39,7 +39,7 @@
       </w:pPr>
       <w:r>
         <w:rPr>
-          <w:rFonts w:ascii="Arial" w:hAnsi="Arial" w:eastAsia="Arial" w:cs="Arial"/>
+          <w:rFonts w:ascii="Arial" w:eastAsia="Arial" w:hAnsi="Arial" w:cs="Arial"/>
           <w:b/>
           <w:sz w:val="20"/>
           <w:szCs w:val="20"/>
@@ -52,7 +52,7 @@
         <w:snapToGrid w:val="0"/>
         <w:spacing w:after="0" w:line="360" w:lineRule="auto"/>
         <w:rPr>
-          <w:rFonts w:ascii="Arial" w:hAnsi="Arial" w:eastAsia="Arial" w:cs="Arial"/>
+          <w:rFonts w:ascii="Arial" w:eastAsia="Arial" w:hAnsi="Arial" w:cs="Arial"/>
           <w:b/>
           <w:color w:val="000000"/>
           <w:sz w:val="20"/>
@@ -76,18 +76,18 @@
         <w:snapToGrid w:val="0"/>
         <w:spacing w:after="0" w:line="360" w:lineRule="auto"/>
         <w:rPr>
-          <w:rFonts w:ascii="Arial" w:hAnsi="Arial" w:eastAsia="Arial" w:cs="Arial"/>
+          <w:rFonts w:ascii="Arial" w:eastAsia="Arial" w:hAnsi="Arial" w:cs="Arial"/>
           <w:b/>
           <w:color w:val="000000"/>
           <w:sz w:val="20"/>
           <w:szCs w:val="20"/>
         </w:rPr>
       </w:pPr>
-      <w:bookmarkStart w:name="_heading=h.gjdgxs" w:colFirst="0" w:colLast="0" w:id="0"/>
+      <w:bookmarkStart w:id="0" w:name="_heading=h.gjdgxs" w:colFirst="0" w:colLast="0"/>
       <w:bookmarkEnd w:id="0"/>
       <w:r>
         <w:rPr>
-          <w:rFonts w:ascii="Arial" w:hAnsi="Arial" w:eastAsia="Arial" w:cs="Arial"/>
+          <w:rFonts w:ascii="Arial" w:eastAsia="Arial" w:hAnsi="Arial" w:cs="Arial"/>
           <w:b/>
           <w:color w:val="000000"/>
           <w:sz w:val="20"/>
@@ -101,7 +101,7 @@
         <w:snapToGrid w:val="0"/>
         <w:spacing w:after="0" w:line="360" w:lineRule="auto"/>
         <w:rPr>
-          <w:rFonts w:ascii="Arial" w:hAnsi="Arial" w:eastAsia="Arial" w:cs="Arial"/>
+          <w:rFonts w:ascii="Arial" w:eastAsia="Arial" w:hAnsi="Arial" w:cs="Arial"/>
           <w:sz w:val="20"/>
           <w:szCs w:val="20"/>
         </w:rPr>
@@ -112,14 +112,14 @@
         <w:snapToGrid w:val="0"/>
         <w:spacing w:after="0" w:line="360" w:lineRule="auto"/>
         <w:rPr>
-          <w:rFonts w:ascii="Arial" w:hAnsi="Arial" w:eastAsia="Arial" w:cs="Arial"/>
-          <w:sz w:val="20"/>
-          <w:szCs w:val="20"/>
-        </w:rPr>
-      </w:pPr>
-      <w:r>
-        <w:rPr>
-          <w:rFonts w:ascii="Arial" w:hAnsi="Arial" w:eastAsia="Arial" w:cs="Arial"/>
+          <w:rFonts w:ascii="Arial" w:eastAsia="Arial" w:hAnsi="Arial" w:cs="Arial"/>
+          <w:sz w:val="20"/>
+          <w:szCs w:val="20"/>
+        </w:rPr>
+      </w:pPr>
+      <w:r>
+        <w:rPr>
+          <w:rFonts w:ascii="Arial" w:eastAsia="Arial" w:hAnsi="Arial" w:cs="Arial"/>
           <w:sz w:val="20"/>
           <w:szCs w:val="20"/>
         </w:rPr>
@@ -131,7 +131,7 @@
         <w:snapToGrid w:val="0"/>
         <w:spacing w:after="0" w:line="360" w:lineRule="auto"/>
         <w:rPr>
-          <w:rFonts w:ascii="Arial" w:hAnsi="Arial" w:eastAsia="Arial" w:cs="Arial"/>
+          <w:rFonts w:ascii="Arial" w:eastAsia="Arial" w:hAnsi="Arial" w:cs="Arial"/>
           <w:sz w:val="20"/>
           <w:szCs w:val="20"/>
         </w:rPr>
@@ -142,14 +142,14 @@
         <w:snapToGrid w:val="0"/>
         <w:spacing w:after="0" w:line="360" w:lineRule="auto"/>
         <w:rPr>
-          <w:rFonts w:ascii="Arial" w:hAnsi="Arial" w:eastAsia="Arial" w:cs="Arial"/>
-          <w:sz w:val="20"/>
-          <w:szCs w:val="20"/>
-        </w:rPr>
-      </w:pPr>
-      <w:r>
-        <w:rPr>
-          <w:rFonts w:ascii="Arial" w:hAnsi="Arial" w:eastAsia="Arial" w:cs="Arial"/>
+          <w:rFonts w:ascii="Arial" w:eastAsia="Arial" w:hAnsi="Arial" w:cs="Arial"/>
+          <w:sz w:val="20"/>
+          <w:szCs w:val="20"/>
+        </w:rPr>
+      </w:pPr>
+      <w:r>
+        <w:rPr>
+          <w:rFonts w:ascii="Arial" w:eastAsia="Arial" w:hAnsi="Arial" w:cs="Arial"/>
           <w:sz w:val="20"/>
           <w:szCs w:val="20"/>
         </w:rPr>
@@ -161,7 +161,7 @@
         <w:snapToGrid w:val="0"/>
         <w:spacing w:after="0" w:line="360" w:lineRule="auto"/>
         <w:rPr>
-          <w:rFonts w:ascii="Arial" w:hAnsi="Arial" w:eastAsia="Arial" w:cs="Arial"/>
+          <w:rFonts w:ascii="Arial" w:eastAsia="Arial" w:hAnsi="Arial" w:cs="Arial"/>
           <w:sz w:val="20"/>
           <w:szCs w:val="20"/>
         </w:rPr>
@@ -173,7 +173,7 @@
         <w:spacing w:after="0" w:line="360" w:lineRule="auto"/>
         <w:jc w:val="center"/>
         <w:rPr>
-          <w:rFonts w:ascii="Arial" w:hAnsi="Arial" w:eastAsia="Arial" w:cs="Arial"/>
+          <w:rFonts w:ascii="Arial" w:eastAsia="Arial" w:hAnsi="Arial" w:cs="Arial"/>
           <w:sz w:val="20"/>
           <w:szCs w:val="20"/>
         </w:rPr>
@@ -268,8 +268,8 @@
           </mc:Choice>
           <mc:Fallback>
             <w:pict>
-              <v:rect id="Rectángulo 249" style="width:426.15pt;height:57.65pt;visibility:visible;mso-wrap-style:square;mso-left-percent:-10001;mso-top-percent:-10001;mso-position-horizontal:absolute;mso-position-horizontal-relative:char;mso-position-vertical:absolute;mso-position-vertical-relative:line;mso-left-percent:-10001;mso-top-percent:-10001;v-text-anchor:middle" o:spid="_x0000_s1026" fillcolor="#39a900" strokecolor="#42719b" strokeweight="1pt" w14:anchorId="40AA4E23" o:gfxdata="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">
-                <v:stroke miterlimit="5243f" startarrowwidth="narrow" startarrowlength="short" endarrowwidth="narrow" endarrowlength="short"/>
+              <v:rect w14:anchorId="40AA4E23" id="Rectángulo 249" o:spid="_x0000_s1026" style="width:426.15pt;height:57.65pt;visibility:visible;mso-wrap-style:square;mso-left-percent:-10001;mso-top-percent:-10001;mso-position-horizontal:absolute;mso-position-horizontal-relative:char;mso-position-vertical:absolute;mso-position-vertical-relative:line;mso-left-percent:-10001;mso-top-percent:-10001;v-text-anchor:middle" o:gfxdata="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" fillcolor="#39a900" strokecolor="#42719b" strokeweight="1pt">
+                <v:stroke startarrowwidth="narrow" startarrowlength="short" endarrowwidth="narrow" endarrowlength="short" miterlimit="5243f"/>
                 <v:textbox inset="2.53958mm,1.2694mm,2.53958mm,1.2694mm">
                   <w:txbxContent>
                     <w:p>
@@ -323,7 +323,7 @@
         <w:spacing w:after="0" w:line="360" w:lineRule="auto"/>
         <w:jc w:val="center"/>
         <w:rPr>
-          <w:rFonts w:ascii="Arial" w:hAnsi="Arial" w:eastAsia="Arial" w:cs="Arial"/>
+          <w:rFonts w:ascii="Arial" w:eastAsia="Arial" w:hAnsi="Arial" w:cs="Arial"/>
           <w:sz w:val="20"/>
           <w:szCs w:val="20"/>
         </w:rPr>
@@ -345,15 +345,15 @@
         <w:snapToGrid w:val="0"/>
         <w:spacing w:after="0" w:line="360" w:lineRule="auto"/>
         <w:rPr>
-          <w:rFonts w:ascii="Arial" w:hAnsi="Arial" w:eastAsia="Arial" w:cs="Arial"/>
-          <w:color w:val="000000"/>
-          <w:sz w:val="20"/>
-          <w:szCs w:val="20"/>
-        </w:rPr>
-      </w:pPr>
-      <w:r>
-        <w:rPr>
-          <w:rFonts w:ascii="Arial" w:hAnsi="Arial" w:eastAsia="Arial" w:cs="Arial"/>
+          <w:rFonts w:ascii="Arial" w:eastAsia="Arial" w:hAnsi="Arial" w:cs="Arial"/>
+          <w:color w:val="000000"/>
+          <w:sz w:val="20"/>
+          <w:szCs w:val="20"/>
+        </w:rPr>
+      </w:pPr>
+      <w:r>
+        <w:rPr>
+          <w:rFonts w:ascii="Arial" w:eastAsia="Arial" w:hAnsi="Arial" w:cs="Arial"/>
           <w:color w:val="000000"/>
           <w:sz w:val="20"/>
           <w:szCs w:val="20"/>
@@ -362,7 +362,7 @@
       </w:r>
       <w:r>
         <w:rPr>
-          <w:rFonts w:ascii="Arial" w:hAnsi="Arial" w:eastAsia="Arial" w:cs="Arial"/>
+          <w:rFonts w:ascii="Arial" w:eastAsia="Arial" w:hAnsi="Arial" w:cs="Arial"/>
           <w:color w:val="000000"/>
           <w:sz w:val="20"/>
           <w:szCs w:val="20"/>
@@ -371,7 +371,7 @@
       </w:r>
       <w:r>
         <w:rPr>
-          <w:rFonts w:ascii="Arial" w:hAnsi="Arial" w:eastAsia="Arial" w:cs="Arial"/>
+          <w:rFonts w:ascii="Arial" w:eastAsia="Arial" w:hAnsi="Arial" w:cs="Arial"/>
           <w:color w:val="000000"/>
           <w:sz w:val="20"/>
           <w:szCs w:val="20"/>
@@ -380,7 +380,7 @@
       </w:r>
       <w:r>
         <w:rPr>
-          <w:rFonts w:ascii="Arial" w:hAnsi="Arial" w:eastAsia="Arial" w:cs="Arial"/>
+          <w:rFonts w:ascii="Arial" w:eastAsia="Arial" w:hAnsi="Arial" w:cs="Arial"/>
           <w:color w:val="000000"/>
           <w:sz w:val="20"/>
           <w:szCs w:val="20"/>
@@ -404,14 +404,14 @@
         <w:snapToGrid w:val="0"/>
         <w:spacing w:after="0" w:line="360" w:lineRule="auto"/>
         <w:rPr>
-          <w:rFonts w:ascii="Arial" w:hAnsi="Arial" w:eastAsia="Arial" w:cs="Arial"/>
-          <w:sz w:val="20"/>
-          <w:szCs w:val="20"/>
-        </w:rPr>
-      </w:pPr>
-      <w:r>
-        <w:rPr>
-          <w:rFonts w:ascii="Arial" w:hAnsi="Arial" w:eastAsia="Arial" w:cs="Arial"/>
+          <w:rFonts w:ascii="Arial" w:eastAsia="Arial" w:hAnsi="Arial" w:cs="Arial"/>
+          <w:sz w:val="20"/>
+          <w:szCs w:val="20"/>
+        </w:rPr>
+      </w:pPr>
+      <w:r>
+        <w:rPr>
+          <w:rFonts w:ascii="Arial" w:eastAsia="Arial" w:hAnsi="Arial" w:cs="Arial"/>
           <w:color w:val="000000"/>
           <w:sz w:val="20"/>
           <w:szCs w:val="20"/>
@@ -420,7 +420,7 @@
       </w:r>
       <w:r>
         <w:rPr>
-          <w:rFonts w:ascii="Arial" w:hAnsi="Arial" w:eastAsia="Arial" w:cs="Arial"/>
+          <w:rFonts w:ascii="Arial" w:eastAsia="Arial" w:hAnsi="Arial" w:cs="Arial"/>
           <w:color w:val="000000"/>
           <w:sz w:val="20"/>
           <w:szCs w:val="20"/>
@@ -429,7 +429,7 @@
       </w:r>
       <w:r>
         <w:rPr>
-          <w:rFonts w:ascii="Arial" w:hAnsi="Arial" w:eastAsia="Arial" w:cs="Arial"/>
+          <w:rFonts w:ascii="Arial" w:eastAsia="Arial" w:hAnsi="Arial" w:cs="Arial"/>
           <w:color w:val="000000"/>
           <w:sz w:val="20"/>
           <w:szCs w:val="20"/>
@@ -438,7 +438,7 @@
       </w:r>
       <w:r>
         <w:rPr>
-          <w:rFonts w:ascii="Arial" w:hAnsi="Arial" w:eastAsia="Arial" w:cs="Arial"/>
+          <w:rFonts w:ascii="Arial" w:eastAsia="Arial" w:hAnsi="Arial" w:cs="Arial"/>
           <w:color w:val="000000"/>
           <w:sz w:val="20"/>
           <w:szCs w:val="20"/>
@@ -462,14 +462,14 @@
         <w:snapToGrid w:val="0"/>
         <w:spacing w:after="0" w:line="360" w:lineRule="auto"/>
         <w:rPr>
-          <w:rFonts w:ascii="Arial" w:hAnsi="Arial" w:eastAsia="Arial" w:cs="Arial"/>
-          <w:sz w:val="20"/>
-          <w:szCs w:val="20"/>
-        </w:rPr>
-      </w:pPr>
-      <w:r>
-        <w:rPr>
-          <w:rFonts w:ascii="Arial" w:hAnsi="Arial" w:eastAsia="Arial" w:cs="Arial"/>
+          <w:rFonts w:ascii="Arial" w:eastAsia="Arial" w:hAnsi="Arial" w:cs="Arial"/>
+          <w:sz w:val="20"/>
+          <w:szCs w:val="20"/>
+        </w:rPr>
+      </w:pPr>
+      <w:r>
+        <w:rPr>
+          <w:rFonts w:ascii="Arial" w:eastAsia="Arial" w:hAnsi="Arial" w:cs="Arial"/>
           <w:sz w:val="20"/>
           <w:szCs w:val="20"/>
         </w:rPr>
@@ -477,7 +477,7 @@
       </w:r>
       <w:r>
         <w:rPr>
-          <w:rFonts w:ascii="Arial" w:hAnsi="Arial" w:eastAsia="Arial" w:cs="Arial"/>
+          <w:rFonts w:ascii="Arial" w:eastAsia="Arial" w:hAnsi="Arial" w:cs="Arial"/>
           <w:sz w:val="20"/>
           <w:szCs w:val="20"/>
         </w:rPr>
@@ -500,14 +500,14 @@
         <w:snapToGrid w:val="0"/>
         <w:spacing w:after="0" w:line="360" w:lineRule="auto"/>
         <w:rPr>
-          <w:rFonts w:ascii="Arial" w:hAnsi="Arial" w:eastAsia="Arial" w:cs="Arial"/>
-          <w:sz w:val="20"/>
-          <w:szCs w:val="20"/>
-        </w:rPr>
-      </w:pPr>
-      <w:r>
-        <w:rPr>
-          <w:rFonts w:ascii="Arial" w:hAnsi="Arial" w:eastAsia="Arial" w:cs="Arial"/>
+          <w:rFonts w:ascii="Arial" w:eastAsia="Arial" w:hAnsi="Arial" w:cs="Arial"/>
+          <w:sz w:val="20"/>
+          <w:szCs w:val="20"/>
+        </w:rPr>
+      </w:pPr>
+      <w:r>
+        <w:rPr>
+          <w:rFonts w:ascii="Arial" w:eastAsia="Arial" w:hAnsi="Arial" w:cs="Arial"/>
           <w:color w:val="000000"/>
           <w:sz w:val="20"/>
           <w:szCs w:val="20"/>
@@ -516,7 +516,7 @@
       </w:r>
       <w:r>
         <w:rPr>
-          <w:rFonts w:ascii="Arial" w:hAnsi="Arial" w:eastAsia="Arial" w:cs="Arial"/>
+          <w:rFonts w:ascii="Arial" w:eastAsia="Arial" w:hAnsi="Arial" w:cs="Arial"/>
           <w:color w:val="000000"/>
           <w:sz w:val="20"/>
           <w:szCs w:val="20"/>
@@ -540,15 +540,15 @@
         <w:snapToGrid w:val="0"/>
         <w:spacing w:after="0" w:line="360" w:lineRule="auto"/>
         <w:rPr>
-          <w:rFonts w:ascii="Arial" w:hAnsi="Arial" w:eastAsia="Arial" w:cs="Arial"/>
-          <w:color w:val="000000"/>
-          <w:sz w:val="20"/>
-          <w:szCs w:val="20"/>
-        </w:rPr>
-      </w:pPr>
-      <w:r>
-        <w:rPr>
-          <w:rFonts w:ascii="Arial" w:hAnsi="Arial" w:eastAsia="Arial" w:cs="Arial"/>
+          <w:rFonts w:ascii="Arial" w:eastAsia="Arial" w:hAnsi="Arial" w:cs="Arial"/>
+          <w:color w:val="000000"/>
+          <w:sz w:val="20"/>
+          <w:szCs w:val="20"/>
+        </w:rPr>
+      </w:pPr>
+      <w:r>
+        <w:rPr>
+          <w:rFonts w:ascii="Arial" w:eastAsia="Arial" w:hAnsi="Arial" w:cs="Arial"/>
           <w:color w:val="000000"/>
           <w:sz w:val="20"/>
           <w:szCs w:val="20"/>
@@ -557,7 +557,7 @@
       </w:r>
       <w:r>
         <w:rPr>
-          <w:rFonts w:ascii="Arial" w:hAnsi="Arial" w:eastAsia="Arial" w:cs="Arial"/>
+          <w:rFonts w:ascii="Arial" w:eastAsia="Arial" w:hAnsi="Arial" w:cs="Arial"/>
           <w:color w:val="000000"/>
           <w:sz w:val="20"/>
           <w:szCs w:val="20"/>
@@ -570,7 +570,7 @@
         <w:snapToGrid w:val="0"/>
         <w:spacing w:after="0" w:line="360" w:lineRule="auto"/>
         <w:rPr>
-          <w:rFonts w:ascii="Arial" w:hAnsi="Arial" w:eastAsia="Arial" w:cs="Arial"/>
+          <w:rFonts w:ascii="Arial" w:eastAsia="Arial" w:hAnsi="Arial" w:cs="Arial"/>
           <w:sz w:val="20"/>
           <w:szCs w:val="20"/>
         </w:rPr>
@@ -581,7 +581,7 @@
         <w:snapToGrid w:val="0"/>
         <w:spacing w:after="0" w:line="360" w:lineRule="auto"/>
         <w:rPr>
-          <w:rFonts w:ascii="Arial" w:hAnsi="Arial" w:eastAsia="Arial" w:cs="Arial"/>
+          <w:rFonts w:ascii="Arial" w:eastAsia="Arial" w:hAnsi="Arial" w:cs="Arial"/>
           <w:sz w:val="20"/>
           <w:szCs w:val="20"/>
         </w:rPr>
@@ -603,7 +603,7 @@
         <w:snapToGrid w:val="0"/>
         <w:spacing w:after="0" w:line="360" w:lineRule="auto"/>
         <w:rPr>
-          <w:rFonts w:ascii="Arial" w:hAnsi="Arial" w:eastAsia="Arial" w:cs="Arial"/>
+          <w:rFonts w:ascii="Arial" w:eastAsia="Arial" w:hAnsi="Arial" w:cs="Arial"/>
           <w:b/>
           <w:color w:val="000000"/>
           <w:sz w:val="20"/>
@@ -612,7 +612,7 @@
       </w:pPr>
       <w:r>
         <w:rPr>
-          <w:rFonts w:ascii="Arial" w:hAnsi="Arial" w:eastAsia="Arial" w:cs="Arial"/>
+          <w:rFonts w:ascii="Arial" w:eastAsia="Arial" w:hAnsi="Arial" w:cs="Arial"/>
           <w:b/>
           <w:color w:val="000000"/>
           <w:sz w:val="20"/>
@@ -626,7 +626,7 @@
         <w:snapToGrid w:val="0"/>
         <w:spacing w:after="0" w:line="360" w:lineRule="auto"/>
         <w:rPr>
-          <w:rFonts w:ascii="Arial" w:hAnsi="Arial" w:eastAsia="Arial" w:cs="Arial"/>
+          <w:rFonts w:ascii="Arial" w:eastAsia="Arial" w:hAnsi="Arial" w:cs="Arial"/>
           <w:sz w:val="20"/>
           <w:szCs w:val="20"/>
         </w:rPr>
@@ -637,14 +637,14 @@
         <w:snapToGrid w:val="0"/>
         <w:spacing w:after="0" w:line="360" w:lineRule="auto"/>
         <w:rPr>
-          <w:rFonts w:ascii="Arial" w:hAnsi="Arial" w:eastAsia="Arial" w:cs="Arial"/>
-          <w:sz w:val="20"/>
-          <w:szCs w:val="20"/>
-        </w:rPr>
-      </w:pPr>
-      <w:r>
-        <w:rPr>
-          <w:rFonts w:ascii="Arial" w:hAnsi="Arial" w:eastAsia="Arial" w:cs="Arial"/>
+          <w:rFonts w:ascii="Arial" w:eastAsia="Arial" w:hAnsi="Arial" w:cs="Arial"/>
+          <w:sz w:val="20"/>
+          <w:szCs w:val="20"/>
+        </w:rPr>
+      </w:pPr>
+      <w:r>
+        <w:rPr>
+          <w:rFonts w:ascii="Arial" w:eastAsia="Arial" w:hAnsi="Arial" w:cs="Arial"/>
           <w:sz w:val="20"/>
           <w:szCs w:val="20"/>
         </w:rPr>
@@ -652,7 +652,7 @@
       </w:r>
       <w:r>
         <w:rPr>
-          <w:rFonts w:ascii="Arial" w:hAnsi="Arial" w:eastAsia="Arial" w:cs="Arial"/>
+          <w:rFonts w:ascii="Arial" w:eastAsia="Arial" w:hAnsi="Arial" w:cs="Arial"/>
           <w:sz w:val="20"/>
           <w:szCs w:val="20"/>
         </w:rPr>
@@ -660,7 +660,7 @@
       </w:r>
       <w:r>
         <w:rPr>
-          <w:rFonts w:ascii="Arial" w:hAnsi="Arial" w:eastAsia="Arial" w:cs="Arial"/>
+          <w:rFonts w:ascii="Arial" w:eastAsia="Arial" w:hAnsi="Arial" w:cs="Arial"/>
           <w:sz w:val="20"/>
           <w:szCs w:val="20"/>
         </w:rPr>
@@ -668,7 +668,7 @@
       </w:r>
       <w:r>
         <w:rPr>
-          <w:rFonts w:ascii="Arial" w:hAnsi="Arial" w:eastAsia="Arial" w:cs="Arial"/>
+          <w:rFonts w:ascii="Arial" w:eastAsia="Arial" w:hAnsi="Arial" w:cs="Arial"/>
           <w:sz w:val="20"/>
           <w:szCs w:val="20"/>
         </w:rPr>
@@ -676,7 +676,7 @@
       </w:r>
       <w:r>
         <w:rPr>
-          <w:rFonts w:ascii="Arial" w:hAnsi="Arial" w:eastAsia="Arial" w:cs="Arial"/>
+          <w:rFonts w:ascii="Arial" w:eastAsia="Arial" w:hAnsi="Arial" w:cs="Arial"/>
           <w:sz w:val="20"/>
           <w:szCs w:val="20"/>
         </w:rPr>
@@ -684,7 +684,7 @@
       </w:r>
       <w:r>
         <w:rPr>
-          <w:rFonts w:ascii="Arial" w:hAnsi="Arial" w:eastAsia="Arial" w:cs="Arial"/>
+          <w:rFonts w:ascii="Arial" w:eastAsia="Arial" w:hAnsi="Arial" w:cs="Arial"/>
           <w:sz w:val="20"/>
           <w:szCs w:val="20"/>
         </w:rPr>
@@ -692,15 +692,31 @@
       </w:r>
       <w:r>
         <w:rPr>
-          <w:rFonts w:ascii="Arial" w:hAnsi="Arial" w:eastAsia="Arial" w:cs="Arial"/>
-          <w:sz w:val="20"/>
-          <w:szCs w:val="20"/>
-        </w:rPr>
-        <w:t>principios teóricos y conceptuales que favorece el acceso y uso responsable de la información. Con</w:t>
-      </w:r>
-      <w:r>
-        <w:rPr>
-          <w:rFonts w:ascii="Arial" w:hAnsi="Arial" w:eastAsia="Arial" w:cs="Arial"/>
+          <w:rFonts w:ascii="Arial" w:eastAsia="Arial" w:hAnsi="Arial" w:cs="Arial"/>
+          <w:sz w:val="20"/>
+          <w:szCs w:val="20"/>
+        </w:rPr>
+        <w:t>principios teóricos y conceptuales que favorece</w:t>
+      </w:r>
+      <w:r>
+        <w:rPr>
+          <w:rFonts w:ascii="Arial" w:eastAsia="Arial" w:hAnsi="Arial" w:cs="Arial"/>
+          <w:sz w:val="20"/>
+          <w:szCs w:val="20"/>
+        </w:rPr>
+        <w:t>n</w:t>
+      </w:r>
+      <w:r>
+        <w:rPr>
+          <w:rFonts w:ascii="Arial" w:eastAsia="Arial" w:hAnsi="Arial" w:cs="Arial"/>
+          <w:sz w:val="20"/>
+          <w:szCs w:val="20"/>
+        </w:rPr>
+        <w:t xml:space="preserve"> el acceso y uso responsable de la información. Con</w:t>
+      </w:r>
+      <w:r>
+        <w:rPr>
+          <w:rFonts w:ascii="Arial" w:eastAsia="Arial" w:hAnsi="Arial" w:cs="Arial"/>
           <w:sz w:val="20"/>
           <w:szCs w:val="20"/>
         </w:rPr>
@@ -708,15 +724,15 @@
       </w:r>
       <w:r>
         <w:rPr>
-          <w:rFonts w:ascii="Arial" w:hAnsi="Arial" w:eastAsia="Arial" w:cs="Arial"/>
-          <w:sz w:val="20"/>
-          <w:szCs w:val="20"/>
-        </w:rPr>
-        <w:t>ello, el programa le ofrece, nuevas alternativas para la solución creativa de problemas de carácter</w:t>
-      </w:r>
-      <w:r>
-        <w:rPr>
-          <w:rFonts w:ascii="Arial" w:hAnsi="Arial" w:eastAsia="Arial" w:cs="Arial"/>
+          <w:rFonts w:ascii="Arial" w:eastAsia="Arial" w:hAnsi="Arial" w:cs="Arial"/>
+          <w:sz w:val="20"/>
+          <w:szCs w:val="20"/>
+        </w:rPr>
+        <w:t>ello, el programa le ofrece nuevas alternativas para la solución creativa de problemas de carácter</w:t>
+      </w:r>
+      <w:r>
+        <w:rPr>
+          <w:rFonts w:ascii="Arial" w:eastAsia="Arial" w:hAnsi="Arial" w:cs="Arial"/>
           <w:sz w:val="20"/>
           <w:szCs w:val="20"/>
         </w:rPr>
@@ -724,7 +740,7 @@
       </w:r>
       <w:r>
         <w:rPr>
-          <w:rFonts w:ascii="Arial" w:hAnsi="Arial" w:eastAsia="Arial" w:cs="Arial"/>
+          <w:rFonts w:ascii="Arial" w:eastAsia="Arial" w:hAnsi="Arial" w:cs="Arial"/>
           <w:sz w:val="20"/>
           <w:szCs w:val="20"/>
         </w:rPr>
@@ -732,7 +748,7 @@
       </w:r>
       <w:r>
         <w:rPr>
-          <w:rFonts w:ascii="Arial" w:hAnsi="Arial" w:eastAsia="Arial" w:cs="Arial"/>
+          <w:rFonts w:ascii="Arial" w:eastAsia="Arial" w:hAnsi="Arial" w:cs="Arial"/>
           <w:sz w:val="20"/>
           <w:szCs w:val="20"/>
         </w:rPr>
@@ -740,7 +756,7 @@
       </w:r>
       <w:r>
         <w:rPr>
-          <w:rFonts w:ascii="Arial" w:hAnsi="Arial" w:eastAsia="Arial" w:cs="Arial"/>
+          <w:rFonts w:ascii="Arial" w:eastAsia="Arial" w:hAnsi="Arial" w:cs="Arial"/>
           <w:sz w:val="20"/>
           <w:szCs w:val="20"/>
         </w:rPr>
@@ -752,7 +768,7 @@
         <w:snapToGrid w:val="0"/>
         <w:spacing w:after="0" w:line="360" w:lineRule="auto"/>
         <w:rPr>
-          <w:rFonts w:ascii="Arial" w:hAnsi="Arial" w:eastAsia="Arial" w:cs="Arial"/>
+          <w:rFonts w:ascii="Arial" w:eastAsia="Arial" w:hAnsi="Arial" w:cs="Arial"/>
           <w:sz w:val="20"/>
           <w:szCs w:val="20"/>
         </w:rPr>
@@ -763,7 +779,7 @@
         <w:snapToGrid w:val="0"/>
         <w:spacing w:after="0" w:line="360" w:lineRule="auto"/>
         <w:rPr>
-          <w:rFonts w:ascii="Arial" w:hAnsi="Arial" w:eastAsia="Arial" w:cs="Arial"/>
+          <w:rFonts w:ascii="Arial" w:eastAsia="Arial" w:hAnsi="Arial" w:cs="Arial"/>
           <w:sz w:val="20"/>
           <w:szCs w:val="20"/>
         </w:rPr>
@@ -774,7 +790,7 @@
         <w:snapToGrid w:val="0"/>
         <w:spacing w:after="0" w:line="360" w:lineRule="auto"/>
         <w:rPr>
-          <w:rFonts w:ascii="Arial" w:hAnsi="Arial" w:eastAsia="Arial" w:cs="Arial"/>
+          <w:rFonts w:ascii="Arial" w:eastAsia="Arial" w:hAnsi="Arial" w:cs="Arial"/>
           <w:sz w:val="20"/>
           <w:szCs w:val="20"/>
         </w:rPr>
@@ -785,7 +801,7 @@
         <w:snapToGrid w:val="0"/>
         <w:spacing w:after="0" w:line="360" w:lineRule="auto"/>
         <w:rPr>
-          <w:rFonts w:ascii="Arial" w:hAnsi="Arial" w:eastAsia="Arial" w:cs="Arial"/>
+          <w:rFonts w:ascii="Arial" w:eastAsia="Arial" w:hAnsi="Arial" w:cs="Arial"/>
           <w:sz w:val="20"/>
           <w:szCs w:val="20"/>
         </w:rPr>
@@ -807,7 +823,7 @@
         <w:snapToGrid w:val="0"/>
         <w:spacing w:after="0" w:line="360" w:lineRule="auto"/>
         <w:rPr>
-          <w:rFonts w:ascii="Arial" w:hAnsi="Arial" w:eastAsia="Arial" w:cs="Arial"/>
+          <w:rFonts w:ascii="Arial" w:eastAsia="Arial" w:hAnsi="Arial" w:cs="Arial"/>
           <w:b/>
           <w:bCs/>
           <w:color w:val="000000"/>
@@ -817,7 +833,7 @@
       </w:pPr>
       <w:r>
         <w:rPr>
-          <w:rFonts w:ascii="Arial" w:hAnsi="Arial" w:eastAsia="Arial" w:cs="Arial"/>
+          <w:rFonts w:ascii="Arial" w:eastAsia="Arial" w:hAnsi="Arial" w:cs="Arial"/>
           <w:b/>
           <w:bCs/>
           <w:color w:val="000000" w:themeColor="text1"/>
@@ -829,7 +845,7 @@
       </w:r>
       <w:r>
         <w:rPr>
-          <w:rFonts w:ascii="Arial" w:hAnsi="Arial" w:eastAsia="Arial" w:cs="Arial"/>
+          <w:rFonts w:ascii="Arial" w:eastAsia="Arial" w:hAnsi="Arial" w:cs="Arial"/>
           <w:b/>
           <w:bCs/>
           <w:color w:val="000000" w:themeColor="text1"/>
@@ -840,7 +856,7 @@
       </w:r>
       <w:r>
         <w:rPr>
-          <w:rFonts w:ascii="Arial" w:hAnsi="Arial" w:eastAsia="Arial" w:cs="Arial"/>
+          <w:rFonts w:ascii="Arial" w:eastAsia="Arial" w:hAnsi="Arial" w:cs="Arial"/>
           <w:b/>
           <w:bCs/>
           <w:color w:val="000000" w:themeColor="text1"/>
@@ -851,7 +867,7 @@
       </w:r>
       <w:r>
         <w:rPr>
-          <w:rFonts w:ascii="Arial" w:hAnsi="Arial" w:eastAsia="Arial" w:cs="Arial"/>
+          <w:rFonts w:ascii="Arial" w:eastAsia="Arial" w:hAnsi="Arial" w:cs="Arial"/>
           <w:b/>
           <w:bCs/>
           <w:color w:val="000000" w:themeColor="text1"/>
@@ -862,7 +878,7 @@
       </w:r>
       <w:r>
         <w:rPr>
-          <w:rFonts w:ascii="Arial" w:hAnsi="Arial" w:eastAsia="Arial" w:cs="Arial"/>
+          <w:rFonts w:ascii="Arial" w:eastAsia="Arial" w:hAnsi="Arial" w:cs="Arial"/>
           <w:b/>
           <w:bCs/>
           <w:color w:val="000000" w:themeColor="text1"/>
@@ -884,7 +900,7 @@
         <w:snapToGrid w:val="0"/>
         <w:spacing w:after="0" w:line="360" w:lineRule="auto"/>
         <w:rPr>
-          <w:rFonts w:ascii="Arial" w:hAnsi="Arial" w:eastAsia="Arial" w:cs="Arial"/>
+          <w:rFonts w:ascii="Arial" w:eastAsia="Arial" w:hAnsi="Arial" w:cs="Arial"/>
           <w:b/>
           <w:color w:val="000000"/>
           <w:sz w:val="20"/>
@@ -904,15 +920,15 @@
         <w:snapToGrid w:val="0"/>
         <w:spacing w:after="0" w:line="360" w:lineRule="auto"/>
         <w:rPr>
-          <w:rFonts w:ascii="Arial" w:hAnsi="Arial" w:eastAsia="Arial" w:cs="Arial"/>
-          <w:color w:val="000000"/>
-          <w:sz w:val="20"/>
-          <w:szCs w:val="20"/>
-        </w:rPr>
-      </w:pPr>
-      <w:r>
-        <w:rPr>
-          <w:rFonts w:ascii="Arial" w:hAnsi="Arial" w:eastAsia="Arial" w:cs="Arial"/>
+          <w:rFonts w:ascii="Arial" w:eastAsia="Arial" w:hAnsi="Arial" w:cs="Arial"/>
+          <w:color w:val="000000"/>
+          <w:sz w:val="20"/>
+          <w:szCs w:val="20"/>
+        </w:rPr>
+      </w:pPr>
+      <w:r>
+        <w:rPr>
+          <w:rFonts w:ascii="Arial" w:eastAsia="Arial" w:hAnsi="Arial" w:cs="Arial"/>
           <w:b/>
           <w:color w:val="000000"/>
           <w:sz w:val="20"/>
@@ -922,7 +938,7 @@
       </w:r>
       <w:r>
         <w:rPr>
-          <w:rFonts w:ascii="Arial" w:hAnsi="Arial" w:eastAsia="Arial" w:cs="Arial"/>
+          <w:rFonts w:ascii="Arial" w:eastAsia="Arial" w:hAnsi="Arial" w:cs="Arial"/>
           <w:b/>
           <w:color w:val="000000"/>
           <w:sz w:val="20"/>
@@ -932,7 +948,7 @@
       </w:r>
       <w:r>
         <w:rPr>
-          <w:rFonts w:ascii="Arial" w:hAnsi="Arial" w:eastAsia="Arial" w:cs="Arial"/>
+          <w:rFonts w:ascii="Arial" w:eastAsia="Arial" w:hAnsi="Arial" w:cs="Arial"/>
           <w:color w:val="000000"/>
           <w:sz w:val="20"/>
           <w:szCs w:val="20"/>
@@ -941,7 +957,7 @@
       </w:r>
       <w:r>
         <w:rPr>
-          <w:rFonts w:ascii="Arial" w:hAnsi="Arial" w:eastAsia="Arial" w:cs="Arial"/>
+          <w:rFonts w:ascii="Arial" w:eastAsia="Arial" w:hAnsi="Arial" w:cs="Arial"/>
           <w:color w:val="000000"/>
           <w:sz w:val="20"/>
           <w:szCs w:val="20"/>
@@ -950,7 +966,7 @@
       </w:r>
       <w:r>
         <w:rPr>
-          <w:rFonts w:ascii="Arial" w:hAnsi="Arial" w:eastAsia="Arial" w:cs="Arial"/>
+          <w:rFonts w:ascii="Arial" w:eastAsia="Arial" w:hAnsi="Arial" w:cs="Arial"/>
           <w:color w:val="000000"/>
           <w:sz w:val="20"/>
           <w:szCs w:val="20"/>
@@ -959,7 +975,7 @@
       </w:r>
       <w:r>
         <w:rPr>
-          <w:rFonts w:ascii="Arial" w:hAnsi="Arial" w:eastAsia="Arial" w:cs="Arial"/>
+          <w:rFonts w:ascii="Arial" w:eastAsia="Arial" w:hAnsi="Arial" w:cs="Arial"/>
           <w:color w:val="000000"/>
           <w:sz w:val="20"/>
           <w:szCs w:val="20"/>
@@ -979,7 +995,7 @@
         <w:snapToGrid w:val="0"/>
         <w:spacing w:after="0" w:line="360" w:lineRule="auto"/>
         <w:rPr>
-          <w:rFonts w:ascii="Arial" w:hAnsi="Arial" w:eastAsia="Arial" w:cs="Arial"/>
+          <w:rFonts w:ascii="Arial" w:eastAsia="Arial" w:hAnsi="Arial" w:cs="Arial"/>
           <w:b/>
           <w:color w:val="000000"/>
           <w:sz w:val="20"/>
@@ -1003,7 +1019,7 @@
         <w:snapToGrid w:val="0"/>
         <w:spacing w:after="0" w:line="360" w:lineRule="auto"/>
         <w:rPr>
-          <w:rFonts w:ascii="Arial" w:hAnsi="Arial" w:eastAsia="Arial" w:cs="Arial"/>
+          <w:rFonts w:ascii="Arial" w:eastAsia="Arial" w:hAnsi="Arial" w:cs="Arial"/>
           <w:b/>
           <w:color w:val="000000"/>
           <w:sz w:val="20"/>
@@ -1012,7 +1028,7 @@
       </w:pPr>
       <w:r>
         <w:rPr>
-          <w:rFonts w:ascii="Arial" w:hAnsi="Arial" w:eastAsia="Arial" w:cs="Arial"/>
+          <w:rFonts w:ascii="Arial" w:eastAsia="Arial" w:hAnsi="Arial" w:cs="Arial"/>
           <w:b/>
           <w:color w:val="000000"/>
           <w:sz w:val="20"/>
@@ -1033,7 +1049,7 @@
         <w:snapToGrid w:val="0"/>
         <w:spacing w:after="0" w:line="360" w:lineRule="auto"/>
         <w:rPr>
-          <w:rFonts w:ascii="Arial" w:hAnsi="Arial" w:eastAsia="Arial" w:cs="Arial"/>
+          <w:rFonts w:ascii="Arial" w:eastAsia="Arial" w:hAnsi="Arial" w:cs="Arial"/>
           <w:color w:val="000000"/>
           <w:sz w:val="20"/>
           <w:szCs w:val="20"/>
@@ -1052,15 +1068,15 @@
         <w:snapToGrid w:val="0"/>
         <w:spacing w:after="0" w:line="360" w:lineRule="auto"/>
         <w:rPr>
-          <w:rFonts w:ascii="Arial" w:hAnsi="Arial" w:eastAsia="Arial" w:cs="Arial"/>
-          <w:color w:val="000000"/>
-          <w:sz w:val="20"/>
-          <w:szCs w:val="20"/>
-        </w:rPr>
-      </w:pPr>
-      <w:r>
-        <w:rPr>
-          <w:rFonts w:ascii="Arial" w:hAnsi="Arial" w:eastAsia="Arial" w:cs="Arial"/>
+          <w:rFonts w:ascii="Arial" w:eastAsia="Arial" w:hAnsi="Arial" w:cs="Arial"/>
+          <w:color w:val="000000"/>
+          <w:sz w:val="20"/>
+          <w:szCs w:val="20"/>
+        </w:rPr>
+      </w:pPr>
+      <w:r>
+        <w:rPr>
+          <w:rFonts w:ascii="Arial" w:eastAsia="Arial" w:hAnsi="Arial" w:cs="Arial"/>
           <w:color w:val="000000"/>
           <w:sz w:val="20"/>
           <w:szCs w:val="20"/>
@@ -1069,7 +1085,7 @@
       </w:r>
       <w:r>
         <w:rPr>
-          <w:rFonts w:ascii="Arial" w:hAnsi="Arial" w:eastAsia="Arial" w:cs="Arial"/>
+          <w:rFonts w:ascii="Arial" w:eastAsia="Arial" w:hAnsi="Arial" w:cs="Arial"/>
           <w:color w:val="000000"/>
           <w:sz w:val="20"/>
           <w:szCs w:val="20"/>
@@ -1078,7 +1094,7 @@
       </w:r>
       <w:r>
         <w:rPr>
-          <w:rFonts w:ascii="Arial" w:hAnsi="Arial" w:eastAsia="Arial" w:cs="Arial"/>
+          <w:rFonts w:ascii="Arial" w:eastAsia="Arial" w:hAnsi="Arial" w:cs="Arial"/>
           <w:color w:val="000000"/>
           <w:sz w:val="20"/>
           <w:szCs w:val="20"/>
@@ -1087,7 +1103,7 @@
       </w:r>
       <w:r>
         <w:rPr>
-          <w:rFonts w:ascii="Arial" w:hAnsi="Arial" w:eastAsia="Arial" w:cs="Arial"/>
+          <w:rFonts w:ascii="Arial" w:eastAsia="Arial" w:hAnsi="Arial" w:cs="Arial"/>
           <w:color w:val="000000"/>
           <w:sz w:val="20"/>
           <w:szCs w:val="20"/>
@@ -1096,7 +1112,7 @@
       </w:r>
       <w:r>
         <w:rPr>
-          <w:rFonts w:ascii="Arial" w:hAnsi="Arial" w:eastAsia="Arial" w:cs="Arial"/>
+          <w:rFonts w:ascii="Arial" w:eastAsia="Arial" w:hAnsi="Arial" w:cs="Arial"/>
           <w:i/>
           <w:iCs/>
           <w:color w:val="000000"/>
@@ -1107,7 +1123,7 @@
       </w:r>
       <w:r>
         <w:rPr>
-          <w:rFonts w:ascii="Arial" w:hAnsi="Arial" w:eastAsia="Arial" w:cs="Arial"/>
+          <w:rFonts w:ascii="Arial" w:eastAsia="Arial" w:hAnsi="Arial" w:cs="Arial"/>
           <w:color w:val="000000"/>
           <w:sz w:val="20"/>
           <w:szCs w:val="20"/>
@@ -1116,7 +1132,7 @@
       </w:r>
       <w:r>
         <w:rPr>
-          <w:rFonts w:ascii="Arial" w:hAnsi="Arial" w:eastAsia="Arial" w:cs="Arial"/>
+          <w:rFonts w:ascii="Arial" w:eastAsia="Arial" w:hAnsi="Arial" w:cs="Arial"/>
           <w:color w:val="000000"/>
           <w:sz w:val="20"/>
           <w:szCs w:val="20"/>
@@ -1125,7 +1141,7 @@
       </w:r>
       <w:r>
         <w:rPr>
-          <w:rFonts w:ascii="Arial" w:hAnsi="Arial" w:eastAsia="Arial" w:cs="Arial"/>
+          <w:rFonts w:ascii="Arial" w:eastAsia="Arial" w:hAnsi="Arial" w:cs="Arial"/>
           <w:color w:val="000000"/>
           <w:sz w:val="20"/>
           <w:szCs w:val="20"/>
@@ -1134,7 +1150,7 @@
       </w:r>
       <w:r>
         <w:rPr>
-          <w:rFonts w:ascii="Arial" w:hAnsi="Arial" w:eastAsia="Arial" w:cs="Arial"/>
+          <w:rFonts w:ascii="Arial" w:eastAsia="Arial" w:hAnsi="Arial" w:cs="Arial"/>
           <w:i/>
           <w:iCs/>
           <w:color w:val="000000"/>
@@ -1145,7 +1161,7 @@
       </w:r>
       <w:r>
         <w:rPr>
-          <w:rFonts w:ascii="Arial" w:hAnsi="Arial" w:eastAsia="Arial" w:cs="Arial"/>
+          <w:rFonts w:ascii="Arial" w:eastAsia="Arial" w:hAnsi="Arial" w:cs="Arial"/>
           <w:color w:val="000000"/>
           <w:sz w:val="20"/>
           <w:szCs w:val="20"/>
@@ -1154,7 +1170,7 @@
       </w:r>
       <w:r>
         <w:rPr>
-          <w:rFonts w:ascii="Arial" w:hAnsi="Arial" w:eastAsia="Arial" w:cs="Arial"/>
+          <w:rFonts w:ascii="Arial" w:eastAsia="Arial" w:hAnsi="Arial" w:cs="Arial"/>
           <w:color w:val="000000"/>
           <w:sz w:val="20"/>
           <w:szCs w:val="20"/>
@@ -1163,7 +1179,7 @@
       </w:r>
       <w:r>
         <w:rPr>
-          <w:rFonts w:ascii="Arial" w:hAnsi="Arial" w:eastAsia="Arial" w:cs="Arial"/>
+          <w:rFonts w:ascii="Arial" w:eastAsia="Arial" w:hAnsi="Arial" w:cs="Arial"/>
           <w:color w:val="000000"/>
           <w:sz w:val="20"/>
           <w:szCs w:val="20"/>
@@ -1183,7 +1199,7 @@
         <w:snapToGrid w:val="0"/>
         <w:spacing w:after="0" w:line="360" w:lineRule="auto"/>
         <w:rPr>
-          <w:rFonts w:ascii="Arial" w:hAnsi="Arial" w:eastAsia="Arial" w:cs="Arial"/>
+          <w:rFonts w:ascii="Arial" w:eastAsia="Arial" w:hAnsi="Arial" w:cs="Arial"/>
           <w:color w:val="000000"/>
           <w:sz w:val="20"/>
           <w:szCs w:val="20"/>
@@ -1202,15 +1218,15 @@
         <w:snapToGrid w:val="0"/>
         <w:spacing w:after="0" w:line="360" w:lineRule="auto"/>
         <w:rPr>
-          <w:rFonts w:ascii="Arial" w:hAnsi="Arial" w:eastAsia="Arial" w:cs="Arial"/>
-          <w:color w:val="000000"/>
-          <w:sz w:val="20"/>
-          <w:szCs w:val="20"/>
-        </w:rPr>
-      </w:pPr>
-      <w:r>
-        <w:rPr>
-          <w:rFonts w:ascii="Arial" w:hAnsi="Arial" w:eastAsia="Arial" w:cs="Arial"/>
+          <w:rFonts w:ascii="Arial" w:eastAsia="Arial" w:hAnsi="Arial" w:cs="Arial"/>
+          <w:color w:val="000000"/>
+          <w:sz w:val="20"/>
+          <w:szCs w:val="20"/>
+        </w:rPr>
+      </w:pPr>
+      <w:r>
+        <w:rPr>
+          <w:rFonts w:ascii="Arial" w:eastAsia="Arial" w:hAnsi="Arial" w:cs="Arial"/>
           <w:color w:val="000000"/>
           <w:sz w:val="20"/>
           <w:szCs w:val="20"/>
@@ -1219,7 +1235,7 @@
       </w:r>
       <w:r>
         <w:rPr>
-          <w:rFonts w:ascii="Arial" w:hAnsi="Arial" w:eastAsia="Arial" w:cs="Arial"/>
+          <w:rFonts w:ascii="Arial" w:eastAsia="Arial" w:hAnsi="Arial" w:cs="Arial"/>
           <w:color w:val="000000"/>
           <w:sz w:val="20"/>
           <w:szCs w:val="20"/>
@@ -1228,7 +1244,7 @@
       </w:r>
       <w:r>
         <w:rPr>
-          <w:rFonts w:ascii="Arial" w:hAnsi="Arial" w:eastAsia="Arial" w:cs="Arial"/>
+          <w:rFonts w:ascii="Arial" w:eastAsia="Arial" w:hAnsi="Arial" w:cs="Arial"/>
           <w:color w:val="000000"/>
           <w:sz w:val="20"/>
           <w:szCs w:val="20"/>
@@ -1237,7 +1253,7 @@
       </w:r>
       <w:r>
         <w:rPr>
-          <w:rFonts w:ascii="Arial" w:hAnsi="Arial" w:eastAsia="Arial" w:cs="Arial"/>
+          <w:rFonts w:ascii="Arial" w:eastAsia="Arial" w:hAnsi="Arial" w:cs="Arial"/>
           <w:color w:val="000000"/>
           <w:sz w:val="20"/>
           <w:szCs w:val="20"/>
@@ -1246,7 +1262,7 @@
       </w:r>
       <w:r>
         <w:rPr>
-          <w:rFonts w:ascii="Arial" w:hAnsi="Arial" w:eastAsia="Arial" w:cs="Arial"/>
+          <w:rFonts w:ascii="Arial" w:eastAsia="Arial" w:hAnsi="Arial" w:cs="Arial"/>
           <w:color w:val="000000"/>
           <w:sz w:val="20"/>
           <w:szCs w:val="20"/>
@@ -1255,7 +1271,7 @@
       </w:r>
       <w:r>
         <w:rPr>
-          <w:rFonts w:ascii="Arial" w:hAnsi="Arial" w:eastAsia="Arial" w:cs="Arial"/>
+          <w:rFonts w:ascii="Arial" w:eastAsia="Arial" w:hAnsi="Arial" w:cs="Arial"/>
           <w:color w:val="000000"/>
           <w:sz w:val="20"/>
           <w:szCs w:val="20"/>
@@ -1264,7 +1280,7 @@
       </w:r>
       <w:r>
         <w:rPr>
-          <w:rFonts w:ascii="Arial" w:hAnsi="Arial" w:eastAsia="Arial" w:cs="Arial"/>
+          <w:rFonts w:ascii="Arial" w:eastAsia="Arial" w:hAnsi="Arial" w:cs="Arial"/>
           <w:color w:val="000000"/>
           <w:sz w:val="20"/>
           <w:szCs w:val="20"/>
@@ -1273,57 +1289,21 @@
       </w:r>
       <w:r>
         <w:rPr>
-          <w:rFonts w:ascii="Arial" w:hAnsi="Arial" w:eastAsia="Arial" w:cs="Arial"/>
-          <w:color w:val="000000"/>
-          <w:sz w:val="20"/>
-          <w:szCs w:val="20"/>
-        </w:rPr>
-        <w:t xml:space="preserve">Técnicas </w:t>
-      </w:r>
-      <w:r>
-        <w:rPr>
-          <w:rFonts w:ascii="Arial" w:hAnsi="Arial" w:eastAsia="Arial" w:cs="Arial"/>
-          <w:color w:val="000000"/>
-          <w:sz w:val="20"/>
-          <w:szCs w:val="20"/>
-        </w:rPr>
-        <w:t xml:space="preserve">de </w:t>
-      </w:r>
-      <w:r>
-        <w:rPr>
-          <w:rFonts w:ascii="Arial" w:hAnsi="Arial" w:eastAsia="Arial" w:cs="Arial"/>
-          <w:color w:val="000000"/>
-          <w:sz w:val="20"/>
-          <w:szCs w:val="20"/>
-        </w:rPr>
-        <w:t xml:space="preserve">Información </w:t>
-      </w:r>
-      <w:r>
-        <w:rPr>
-          <w:rFonts w:ascii="Arial" w:hAnsi="Arial" w:eastAsia="Arial" w:cs="Arial"/>
-          <w:color w:val="000000"/>
-          <w:sz w:val="20"/>
-          <w:szCs w:val="20"/>
-        </w:rPr>
-        <w:t xml:space="preserve">y de </w:t>
-      </w:r>
-      <w:r>
-        <w:rPr>
-          <w:rFonts w:ascii="Arial" w:hAnsi="Arial" w:eastAsia="Arial" w:cs="Arial"/>
-          <w:color w:val="000000"/>
-          <w:sz w:val="20"/>
-          <w:szCs w:val="20"/>
-        </w:rPr>
-        <w:t xml:space="preserve">Comunicación </w:t>
-      </w:r>
-      <w:r>
-        <w:rPr>
-          <w:rFonts w:ascii="Arial" w:hAnsi="Arial" w:eastAsia="Arial" w:cs="Arial"/>
-          <w:color w:val="000000"/>
-          <w:sz w:val="20"/>
-          <w:szCs w:val="20"/>
-        </w:rPr>
-        <w:t>(TIC).</w:t>
+          <w:rFonts w:ascii="Arial" w:eastAsia="Arial" w:hAnsi="Arial" w:cs="Arial"/>
+          <w:color w:val="000000"/>
+          <w:sz w:val="20"/>
+          <w:szCs w:val="20"/>
+        </w:rPr>
+        <w:t>Tecnologías de la Información y la Comunicación (TIC)</w:t>
+      </w:r>
+      <w:r>
+        <w:rPr>
+          <w:rFonts w:ascii="Arial" w:eastAsia="Arial" w:hAnsi="Arial" w:cs="Arial"/>
+          <w:color w:val="000000"/>
+          <w:sz w:val="20"/>
+          <w:szCs w:val="20"/>
+        </w:rPr>
+        <w:t>.</w:t>
       </w:r>
     </w:p>
     <w:p>
@@ -1338,7 +1318,7 @@
         <w:snapToGrid w:val="0"/>
         <w:spacing w:after="0" w:line="360" w:lineRule="auto"/>
         <w:rPr>
-          <w:rFonts w:ascii="Arial" w:hAnsi="Arial" w:eastAsia="Arial" w:cs="Arial"/>
+          <w:rFonts w:ascii="Arial" w:eastAsia="Arial" w:hAnsi="Arial" w:cs="Arial"/>
           <w:b/>
           <w:color w:val="000000"/>
           <w:sz w:val="20"/>
@@ -1358,7 +1338,7 @@
         <w:snapToGrid w:val="0"/>
         <w:spacing w:after="0" w:line="360" w:lineRule="auto"/>
         <w:rPr>
-          <w:rFonts w:ascii="Arial" w:hAnsi="Arial" w:eastAsia="Arial" w:cs="Arial"/>
+          <w:rFonts w:ascii="Arial" w:eastAsia="Arial" w:hAnsi="Arial" w:cs="Arial"/>
           <w:b/>
           <w:color w:val="000000"/>
           <w:sz w:val="20"/>
@@ -1382,7 +1362,7 @@
         <w:snapToGrid w:val="0"/>
         <w:spacing w:after="0" w:line="360" w:lineRule="auto"/>
         <w:rPr>
-          <w:rFonts w:ascii="Arial" w:hAnsi="Arial" w:eastAsia="Arial" w:cs="Arial"/>
+          <w:rFonts w:ascii="Arial" w:eastAsia="Arial" w:hAnsi="Arial" w:cs="Arial"/>
           <w:b/>
           <w:color w:val="000000"/>
           <w:sz w:val="20"/>
@@ -1391,7 +1371,7 @@
       </w:pPr>
       <w:r>
         <w:rPr>
-          <w:rFonts w:ascii="Arial" w:hAnsi="Arial" w:eastAsia="Arial" w:cs="Arial"/>
+          <w:rFonts w:ascii="Arial" w:eastAsia="Arial" w:hAnsi="Arial" w:cs="Arial"/>
           <w:b/>
           <w:color w:val="000000"/>
           <w:sz w:val="20"/>
@@ -1405,7 +1385,7 @@
         <w:snapToGrid w:val="0"/>
         <w:spacing w:after="0" w:line="360" w:lineRule="auto"/>
         <w:rPr>
-          <w:rFonts w:ascii="Arial" w:hAnsi="Arial" w:eastAsia="Arial" w:cs="Arial"/>
+          <w:rFonts w:ascii="Arial" w:eastAsia="Arial" w:hAnsi="Arial" w:cs="Arial"/>
           <w:color w:val="000000"/>
           <w:sz w:val="20"/>
           <w:szCs w:val="20"/>
@@ -1417,15 +1397,15 @@
         <w:snapToGrid w:val="0"/>
         <w:spacing w:after="0" w:line="360" w:lineRule="auto"/>
         <w:rPr>
-          <w:rFonts w:ascii="Arial" w:hAnsi="Arial" w:eastAsia="Arial" w:cs="Arial"/>
-          <w:color w:val="000000"/>
-          <w:sz w:val="20"/>
-          <w:szCs w:val="20"/>
-        </w:rPr>
-      </w:pPr>
-      <w:r>
-        <w:rPr>
-          <w:rFonts w:ascii="Arial" w:hAnsi="Arial" w:eastAsia="Arial" w:cs="Arial"/>
+          <w:rFonts w:ascii="Arial" w:eastAsia="Arial" w:hAnsi="Arial" w:cs="Arial"/>
+          <w:color w:val="000000"/>
+          <w:sz w:val="20"/>
+          <w:szCs w:val="20"/>
+        </w:rPr>
+      </w:pPr>
+      <w:r>
+        <w:rPr>
+          <w:rFonts w:ascii="Arial" w:eastAsia="Arial" w:hAnsi="Arial" w:cs="Arial"/>
           <w:color w:val="000000"/>
           <w:sz w:val="20"/>
           <w:szCs w:val="20"/>
@@ -1434,7 +1414,7 @@
       </w:r>
       <w:r>
         <w:rPr>
-          <w:rFonts w:ascii="Arial" w:hAnsi="Arial" w:eastAsia="Arial" w:cs="Arial"/>
+          <w:rFonts w:ascii="Arial" w:eastAsia="Arial" w:hAnsi="Arial" w:cs="Arial"/>
           <w:color w:val="000000"/>
           <w:sz w:val="20"/>
           <w:szCs w:val="20"/>
@@ -1443,7 +1423,7 @@
       </w:r>
       <w:r>
         <w:rPr>
-          <w:rFonts w:ascii="Arial" w:hAnsi="Arial" w:eastAsia="Arial" w:cs="Arial"/>
+          <w:rFonts w:ascii="Arial" w:eastAsia="Arial" w:hAnsi="Arial" w:cs="Arial"/>
           <w:color w:val="000000"/>
           <w:sz w:val="20"/>
           <w:szCs w:val="20"/>
@@ -1452,7 +1432,7 @@
       </w:r>
       <w:r>
         <w:rPr>
-          <w:rFonts w:ascii="Arial" w:hAnsi="Arial" w:eastAsia="Arial" w:cs="Arial"/>
+          <w:rFonts w:ascii="Arial" w:eastAsia="Arial" w:hAnsi="Arial" w:cs="Arial"/>
           <w:color w:val="000000"/>
           <w:sz w:val="20"/>
           <w:szCs w:val="20"/>
@@ -1461,7 +1441,7 @@
       </w:r>
       <w:r>
         <w:rPr>
-          <w:rFonts w:ascii="Arial" w:hAnsi="Arial" w:eastAsia="Arial" w:cs="Arial"/>
+          <w:rFonts w:ascii="Arial" w:eastAsia="Arial" w:hAnsi="Arial" w:cs="Arial"/>
           <w:color w:val="000000"/>
           <w:sz w:val="20"/>
           <w:szCs w:val="20"/>
@@ -1470,7 +1450,7 @@
       </w:r>
       <w:r>
         <w:rPr>
-          <w:rFonts w:ascii="Arial" w:hAnsi="Arial" w:eastAsia="Arial" w:cs="Arial"/>
+          <w:rFonts w:ascii="Arial" w:eastAsia="Arial" w:hAnsi="Arial" w:cs="Arial"/>
           <w:color w:val="000000"/>
           <w:sz w:val="20"/>
           <w:szCs w:val="20"/>
@@ -1479,7 +1459,7 @@
       </w:r>
       <w:r>
         <w:rPr>
-          <w:rFonts w:ascii="Arial" w:hAnsi="Arial" w:eastAsia="Arial" w:cs="Arial"/>
+          <w:rFonts w:ascii="Arial" w:eastAsia="Arial" w:hAnsi="Arial" w:cs="Arial"/>
           <w:color w:val="000000"/>
           <w:sz w:val="20"/>
           <w:szCs w:val="20"/>
@@ -1488,16 +1468,16 @@
       </w:r>
       <w:r>
         <w:rPr>
-          <w:rFonts w:ascii="Arial" w:hAnsi="Arial" w:eastAsia="Arial" w:cs="Arial"/>
-          <w:color w:val="000000"/>
-          <w:sz w:val="20"/>
-          <w:szCs w:val="20"/>
-        </w:rPr>
-        <w:t>LA</w:t>
-      </w:r>
-      <w:r>
-        <w:rPr>
-          <w:rFonts w:ascii="Arial" w:hAnsi="Arial" w:eastAsia="Arial" w:cs="Arial"/>
+          <w:rFonts w:ascii="Arial" w:eastAsia="Arial" w:hAnsi="Arial" w:cs="Arial"/>
+          <w:color w:val="000000"/>
+          <w:sz w:val="20"/>
+          <w:szCs w:val="20"/>
+        </w:rPr>
+        <w:t>la</w:t>
+      </w:r>
+      <w:r>
+        <w:rPr>
+          <w:rFonts w:ascii="Arial" w:eastAsia="Arial" w:hAnsi="Arial" w:cs="Arial"/>
           <w:color w:val="000000"/>
           <w:sz w:val="20"/>
           <w:szCs w:val="20"/>
@@ -1506,7 +1486,7 @@
       </w:r>
       <w:r>
         <w:rPr>
-          <w:rFonts w:ascii="Arial" w:hAnsi="Arial" w:eastAsia="Arial" w:cs="Arial"/>
+          <w:rFonts w:ascii="Arial" w:eastAsia="Arial" w:hAnsi="Arial" w:cs="Arial"/>
           <w:color w:val="000000"/>
           <w:sz w:val="20"/>
           <w:szCs w:val="20"/>
@@ -1515,7 +1495,7 @@
       </w:r>
       <w:r>
         <w:rPr>
-          <w:rFonts w:ascii="Arial" w:hAnsi="Arial" w:eastAsia="Arial" w:cs="Arial"/>
+          <w:rFonts w:ascii="Arial" w:eastAsia="Arial" w:hAnsi="Arial" w:cs="Arial"/>
           <w:color w:val="000000"/>
           <w:sz w:val="20"/>
           <w:szCs w:val="20"/>
@@ -1524,7 +1504,7 @@
       </w:r>
       <w:r>
         <w:rPr>
-          <w:rFonts w:ascii="Arial" w:hAnsi="Arial" w:eastAsia="Arial" w:cs="Arial"/>
+          <w:rFonts w:ascii="Arial" w:eastAsia="Arial" w:hAnsi="Arial" w:cs="Arial"/>
           <w:color w:val="000000"/>
           <w:sz w:val="20"/>
           <w:szCs w:val="20"/>
@@ -1533,7 +1513,7 @@
       </w:r>
       <w:r>
         <w:rPr>
-          <w:rFonts w:ascii="Arial" w:hAnsi="Arial" w:eastAsia="Arial" w:cs="Arial"/>
+          <w:rFonts w:ascii="Arial" w:eastAsia="Arial" w:hAnsi="Arial" w:cs="Arial"/>
           <w:color w:val="000000"/>
           <w:sz w:val="20"/>
           <w:szCs w:val="20"/>
@@ -1542,7 +1522,7 @@
       </w:r>
       <w:r>
         <w:rPr>
-          <w:rFonts w:ascii="Arial" w:hAnsi="Arial" w:eastAsia="Arial" w:cs="Arial"/>
+          <w:rFonts w:ascii="Arial" w:eastAsia="Arial" w:hAnsi="Arial" w:cs="Arial"/>
           <w:color w:val="000000"/>
           <w:sz w:val="20"/>
           <w:szCs w:val="20"/>
@@ -1555,7 +1535,7 @@
         <w:snapToGrid w:val="0"/>
         <w:spacing w:after="0" w:line="360" w:lineRule="auto"/>
         <w:rPr>
-          <w:rFonts w:ascii="Arial" w:hAnsi="Arial" w:eastAsia="Arial" w:cs="Arial"/>
+          <w:rFonts w:ascii="Arial" w:eastAsia="Arial" w:hAnsi="Arial" w:cs="Arial"/>
           <w:color w:val="000000"/>
           <w:sz w:val="20"/>
           <w:szCs w:val="20"/>
@@ -1567,16 +1547,16 @@
         <w:snapToGrid w:val="0"/>
         <w:spacing w:after="0" w:line="360" w:lineRule="auto"/>
         <w:rPr>
-          <w:rFonts w:ascii="Arial" w:hAnsi="Arial" w:eastAsia="Arial" w:cs="Arial"/>
-          <w:color w:val="000000"/>
-          <w:sz w:val="20"/>
-          <w:szCs w:val="20"/>
-        </w:rPr>
-      </w:pPr>
-      <w:r>
-        <w:rPr>
-          <w:rFonts w:ascii="Arial" w:hAnsi="Arial" w:eastAsia="Arial" w:cs="Arial"/>
-          <w:color w:val="000000" w:themeColor="text1" w:themeTint="FF" w:themeShade="FF"/>
+          <w:rFonts w:ascii="Arial" w:eastAsia="Arial" w:hAnsi="Arial" w:cs="Arial"/>
+          <w:color w:val="000000"/>
+          <w:sz w:val="20"/>
+          <w:szCs w:val="20"/>
+        </w:rPr>
+      </w:pPr>
+      <w:r>
+        <w:rPr>
+          <w:rFonts w:ascii="Arial" w:eastAsia="Arial" w:hAnsi="Arial" w:cs="Arial"/>
+          <w:color w:val="000000"/>
           <w:sz w:val="20"/>
           <w:szCs w:val="20"/>
         </w:rPr>
@@ -1584,8 +1564,8 @@
       </w:r>
       <w:r>
         <w:rPr>
-          <w:rFonts w:ascii="Arial" w:hAnsi="Arial" w:eastAsia="Arial" w:cs="Arial"/>
-          <w:color w:val="000000" w:themeColor="text1" w:themeTint="FF" w:themeShade="FF"/>
+          <w:rFonts w:ascii="Arial" w:eastAsia="Arial" w:hAnsi="Arial" w:cs="Arial"/>
+          <w:color w:val="000000"/>
           <w:sz w:val="20"/>
           <w:szCs w:val="20"/>
         </w:rPr>
@@ -1593,17 +1573,17 @@
       </w:r>
       <w:r>
         <w:rPr>
-          <w:rFonts w:ascii="Arial" w:hAnsi="Arial" w:eastAsia="Arial" w:cs="Arial"/>
-          <w:color w:val="000000" w:themeColor="text1" w:themeTint="FF" w:themeShade="FF"/>
-          <w:sz w:val="20"/>
-          <w:szCs w:val="20"/>
-        </w:rPr>
-        <w:t>el que hacer y los resultados de aprendizaje que logra a través de la vinculación activa de las</w:t>
-      </w:r>
-      <w:r>
-        <w:rPr>
-          <w:rFonts w:ascii="Arial" w:hAnsi="Arial" w:eastAsia="Arial" w:cs="Arial"/>
-          <w:color w:val="000000" w:themeColor="text1" w:themeTint="FF" w:themeShade="FF"/>
+          <w:rFonts w:ascii="Arial" w:eastAsia="Arial" w:hAnsi="Arial" w:cs="Arial"/>
+          <w:color w:val="000000"/>
+          <w:sz w:val="20"/>
+          <w:szCs w:val="20"/>
+        </w:rPr>
+        <w:t>el quehacer y los resultados de aprendizaje que logra a través de la vinculación activa de las</w:t>
+      </w:r>
+      <w:r>
+        <w:rPr>
+          <w:rFonts w:ascii="Arial" w:eastAsia="Arial" w:hAnsi="Arial" w:cs="Arial"/>
+          <w:color w:val="000000"/>
           <w:sz w:val="20"/>
           <w:szCs w:val="20"/>
         </w:rPr>
@@ -1611,8 +1591,8 @@
       </w:r>
       <w:r>
         <w:rPr>
-          <w:rFonts w:ascii="Arial" w:hAnsi="Arial" w:eastAsia="Arial" w:cs="Arial"/>
-          <w:color w:val="000000" w:themeColor="text1" w:themeTint="FF" w:themeShade="FF"/>
+          <w:rFonts w:ascii="Arial" w:eastAsia="Arial" w:hAnsi="Arial" w:cs="Arial"/>
+          <w:color w:val="000000"/>
           <w:sz w:val="20"/>
           <w:szCs w:val="20"/>
         </w:rPr>
@@ -1620,31 +1600,20 @@
       </w:r>
       <w:r>
         <w:rPr>
-          <w:rFonts w:ascii="Arial" w:hAnsi="Arial" w:eastAsia="Arial" w:cs="Arial"/>
-          <w:color w:val="000000" w:themeColor="text1" w:themeTint="FF" w:themeShade="FF"/>
+          <w:rFonts w:ascii="Arial" w:eastAsia="Arial" w:hAnsi="Arial" w:cs="Arial"/>
+          <w:color w:val="000000"/>
           <w:sz w:val="20"/>
           <w:szCs w:val="20"/>
         </w:rPr>
         <w:t>:</w:t>
       </w:r>
-    </w:p>
-    <w:p>
-      <w:pPr>
-        <w:spacing w:after="0" w:line="360" w:lineRule="auto"/>
-        <w:rPr>
-          <w:rFonts w:ascii="Arial" w:hAnsi="Arial" w:eastAsia="Arial" w:cs="Arial"/>
-          <w:color w:val="000000" w:themeColor="text1" w:themeTint="FF" w:themeShade="FF"/>
-          <w:sz w:val="20"/>
-          <w:szCs w:val="20"/>
-        </w:rPr>
-      </w:pPr>
     </w:p>
     <w:p>
       <w:pPr>
         <w:snapToGrid w:val="0"/>
         <w:spacing w:after="0" w:line="360" w:lineRule="auto"/>
         <w:rPr>
-          <w:rFonts w:ascii="Arial" w:hAnsi="Arial" w:eastAsia="Arial" w:cs="Arial"/>
+          <w:rFonts w:ascii="Arial" w:eastAsia="Arial" w:hAnsi="Arial" w:cs="Arial"/>
           <w:color w:val="000000"/>
           <w:sz w:val="20"/>
           <w:szCs w:val="20"/>
@@ -1668,15 +1637,15 @@
         <w:spacing w:after="0" w:line="360" w:lineRule="auto"/>
         <w:ind w:left="710" w:hanging="338"/>
         <w:rPr>
-          <w:rFonts w:ascii="Arial" w:hAnsi="Arial" w:eastAsia="Arial" w:cs="Arial"/>
-          <w:color w:val="000000"/>
-          <w:sz w:val="20"/>
-          <w:szCs w:val="20"/>
-        </w:rPr>
-      </w:pPr>
-      <w:r>
-        <w:rPr>
-          <w:rFonts w:ascii="Arial" w:hAnsi="Arial" w:eastAsia="Arial" w:cs="Arial"/>
+          <w:rFonts w:ascii="Arial" w:eastAsia="Arial" w:hAnsi="Arial" w:cs="Arial"/>
+          <w:color w:val="000000"/>
+          <w:sz w:val="20"/>
+          <w:szCs w:val="20"/>
+        </w:rPr>
+      </w:pPr>
+      <w:r>
+        <w:rPr>
+          <w:rFonts w:ascii="Arial" w:eastAsia="Arial" w:hAnsi="Arial" w:cs="Arial"/>
           <w:color w:val="000000"/>
           <w:sz w:val="20"/>
           <w:szCs w:val="20"/>
@@ -1701,62 +1670,20 @@
         <w:spacing w:after="0" w:line="360" w:lineRule="auto"/>
         <w:ind w:left="710" w:hanging="338"/>
         <w:rPr>
-          <w:rFonts w:ascii="Arial" w:hAnsi="Arial" w:eastAsia="Arial" w:cs="Arial"/>
-          <w:color w:val="000000"/>
-          <w:sz w:val="20"/>
-          <w:szCs w:val="20"/>
-        </w:rPr>
-      </w:pPr>
-      <w:r>
-        <w:rPr>
-          <w:rFonts w:ascii="Arial" w:hAnsi="Arial" w:eastAsia="Arial" w:cs="Arial"/>
+          <w:rFonts w:ascii="Arial" w:eastAsia="Arial" w:hAnsi="Arial" w:cs="Arial"/>
+          <w:color w:val="000000"/>
+          <w:sz w:val="20"/>
+          <w:szCs w:val="20"/>
+        </w:rPr>
+      </w:pPr>
+      <w:r>
+        <w:rPr>
+          <w:rFonts w:ascii="Arial" w:eastAsia="Arial" w:hAnsi="Arial" w:cs="Arial"/>
           <w:color w:val="000000"/>
           <w:sz w:val="20"/>
           <w:szCs w:val="20"/>
         </w:rPr>
         <w:t>El entorno</w:t>
-      </w:r>
-    </w:p>
-    <w:p>
-      <w:pPr>
-        <w:numPr>
-          <w:ilvl w:val="1"/>
-          <w:numId w:val="2"/>
-        </w:numPr>
-        <w:pBdr>
-          <w:top w:val="nil" w:color="FF000000" w:sz="0" w:space="0"/>
-          <w:left w:val="nil" w:color="FF000000" w:sz="0" w:space="0"/>
-          <w:bottom w:val="nil" w:color="FF000000" w:sz="0" w:space="0"/>
-          <w:right w:val="nil" w:color="FF000000" w:sz="0" w:space="0"/>
-          <w:between w:val="nil" w:color="FF000000" w:sz="0" w:space="0"/>
-        </w:pBdr>
-        <w:snapToGrid w:val="0"/>
-        <w:spacing w:after="0" w:line="360" w:lineRule="auto"/>
-        <w:ind w:left="710" w:hanging="338"/>
-        <w:rPr>
-          <w:rFonts w:ascii="Arial" w:hAnsi="Arial" w:eastAsia="Arial" w:cs="Arial"/>
-          <w:color w:val="000000"/>
-          <w:sz w:val="20"/>
-          <w:szCs w:val="20"/>
-        </w:rPr>
-      </w:pPr>
-      <w:r>
-        <w:rPr>
-          <w:rFonts w:ascii="Arial" w:hAnsi="Arial" w:eastAsia="Arial" w:cs="Arial"/>
-          <w:color w:val="000000" w:themeColor="text1" w:themeTint="FF" w:themeShade="FF"/>
-          <w:sz w:val="20"/>
-          <w:szCs w:val="20"/>
-        </w:rPr>
-        <w:t>L</w:t>
-      </w:r>
-      <w:r>
-        <w:rPr>
-          <w:rFonts w:ascii="Arial" w:hAnsi="Arial" w:eastAsia="Arial" w:cs="Arial"/>
-          <w:color w:val="000000" w:themeColor="text1" w:themeTint="FF" w:themeShade="FF"/>
-          <w:sz w:val="20"/>
-          <w:szCs w:val="20"/>
-        </w:rPr>
-        <w:t>as TIC</w:t>
       </w:r>
     </w:p>
     <w:p>
@@ -1776,15 +1703,48 @@
         <w:spacing w:after="0" w:line="360" w:lineRule="auto"/>
         <w:ind w:left="710" w:hanging="338"/>
         <w:rPr>
-          <w:rFonts w:ascii="Arial" w:hAnsi="Arial" w:eastAsia="Arial" w:cs="Arial"/>
-          <w:color w:val="000000"/>
-          <w:sz w:val="20"/>
-          <w:szCs w:val="20"/>
-        </w:rPr>
-      </w:pPr>
-      <w:r>
-        <w:rPr>
-          <w:rFonts w:ascii="Arial" w:hAnsi="Arial" w:eastAsia="Arial" w:cs="Arial"/>
+          <w:rFonts w:ascii="Arial" w:eastAsia="Arial" w:hAnsi="Arial" w:cs="Arial"/>
+          <w:color w:val="000000"/>
+          <w:sz w:val="20"/>
+          <w:szCs w:val="20"/>
+        </w:rPr>
+      </w:pPr>
+      <w:r>
+        <w:rPr>
+          <w:rFonts w:ascii="Arial" w:eastAsia="Arial" w:hAnsi="Arial" w:cs="Arial"/>
+          <w:color w:val="000000"/>
+          <w:sz w:val="20"/>
+          <w:szCs w:val="20"/>
+        </w:rPr>
+        <w:t>las TIC</w:t>
+      </w:r>
+    </w:p>
+    <w:p>
+      <w:pPr>
+        <w:numPr>
+          <w:ilvl w:val="1"/>
+          <w:numId w:val="2"/>
+        </w:numPr>
+        <w:pBdr>
+          <w:top w:val="nil"/>
+          <w:left w:val="nil"/>
+          <w:bottom w:val="nil"/>
+          <w:right w:val="nil"/>
+          <w:between w:val="nil"/>
+        </w:pBdr>
+        <w:snapToGrid w:val="0"/>
+        <w:spacing w:after="0" w:line="360" w:lineRule="auto"/>
+        <w:ind w:left="710" w:hanging="338"/>
+        <w:rPr>
+          <w:rFonts w:ascii="Arial" w:eastAsia="Arial" w:hAnsi="Arial" w:cs="Arial"/>
+          <w:color w:val="000000"/>
+          <w:sz w:val="20"/>
+          <w:szCs w:val="20"/>
+        </w:rPr>
+      </w:pPr>
+      <w:r>
+        <w:rPr>
+          <w:rFonts w:ascii="Arial" w:eastAsia="Arial" w:hAnsi="Arial" w:cs="Arial"/>
           <w:color w:val="000000"/>
           <w:sz w:val="20"/>
           <w:szCs w:val="20"/>
@@ -1798,7 +1758,7 @@
         <w:spacing w:after="0" w:line="360" w:lineRule="auto"/>
         <w:jc w:val="both"/>
         <w:rPr>
-          <w:rFonts w:ascii="Arial" w:hAnsi="Arial" w:eastAsia="Arial" w:cs="Arial"/>
+          <w:rFonts w:ascii="Arial" w:eastAsia="Arial" w:hAnsi="Arial" w:cs="Arial"/>
           <w:b/>
           <w:sz w:val="20"/>
           <w:szCs w:val="20"/>
@@ -1811,7 +1771,7 @@
         <w:spacing w:after="0" w:line="360" w:lineRule="auto"/>
         <w:jc w:val="both"/>
         <w:rPr>
-          <w:rFonts w:ascii="Arial" w:hAnsi="Arial" w:eastAsia="Arial" w:cs="Arial"/>
+          <w:rFonts w:ascii="Arial" w:eastAsia="Arial" w:hAnsi="Arial" w:cs="Arial"/>
           <w:b/>
           <w:sz w:val="20"/>
           <w:szCs w:val="20"/>
@@ -1824,7 +1784,7 @@
         <w:spacing w:after="0" w:line="360" w:lineRule="auto"/>
         <w:jc w:val="both"/>
         <w:rPr>
-          <w:rFonts w:ascii="Arial" w:hAnsi="Arial" w:eastAsia="Arial" w:cs="Arial"/>
+          <w:rFonts w:ascii="Arial" w:eastAsia="Arial" w:hAnsi="Arial" w:cs="Arial"/>
           <w:b/>
           <w:sz w:val="20"/>
           <w:szCs w:val="20"/>
@@ -1848,7 +1808,7 @@
         <w:spacing w:after="0" w:line="360" w:lineRule="auto"/>
         <w:jc w:val="both"/>
         <w:rPr>
-          <w:rFonts w:ascii="Arial" w:hAnsi="Arial" w:eastAsia="Arial" w:cs="Arial"/>
+          <w:rFonts w:ascii="Arial" w:eastAsia="Arial" w:hAnsi="Arial" w:cs="Arial"/>
           <w:b/>
           <w:color w:val="000000"/>
           <w:sz w:val="20"/>
@@ -1857,7 +1817,7 @@
       </w:pPr>
       <w:r>
         <w:rPr>
-          <w:rFonts w:ascii="Arial" w:hAnsi="Arial" w:eastAsia="Arial" w:cs="Arial"/>
+          <w:rFonts w:ascii="Arial" w:eastAsia="Arial" w:hAnsi="Arial" w:cs="Arial"/>
           <w:b/>
           <w:color w:val="000000"/>
           <w:sz w:val="20"/>
@@ -1873,7 +1833,7 @@
         <w:spacing w:after="0" w:line="360" w:lineRule="auto"/>
         <w:jc w:val="both"/>
         <w:rPr>
-          <w:rFonts w:ascii="Arial" w:hAnsi="Arial" w:eastAsia="Arial" w:cs="Arial"/>
+          <w:rFonts w:ascii="Arial" w:eastAsia="Arial" w:hAnsi="Arial" w:cs="Arial"/>
           <w:b/>
           <w:sz w:val="20"/>
           <w:szCs w:val="20"/>
@@ -1886,12 +1846,12 @@
         <w:tblW w:w="9747" w:type="dxa"/>
         <w:tblInd w:w="0" w:type="dxa"/>
         <w:tblBorders>
-          <w:top w:val="single" w:color="000000" w:sz="4" w:space="0"/>
-          <w:left w:val="single" w:color="000000" w:sz="4" w:space="0"/>
-          <w:bottom w:val="single" w:color="000000" w:sz="4" w:space="0"/>
-          <w:right w:val="single" w:color="000000" w:sz="4" w:space="0"/>
-          <w:insideH w:val="single" w:color="000000" w:sz="4" w:space="0"/>
-          <w:insideV w:val="single" w:color="000000" w:sz="4" w:space="0"/>
+          <w:top w:val="single" w:sz="4" w:space="0" w:color="000000"/>
+          <w:left w:val="single" w:sz="4" w:space="0" w:color="000000"/>
+          <w:bottom w:val="single" w:sz="4" w:space="0" w:color="000000"/>
+          <w:right w:val="single" w:sz="4" w:space="0" w:color="000000"/>
+          <w:insideH w:val="single" w:sz="4" w:space="0" w:color="000000"/>
+          <w:insideV w:val="single" w:sz="4" w:space="0" w:color="000000"/>
         </w:tblBorders>
         <w:tblLayout w:type="fixed"/>
         <w:tblLook w:val="0400" w:firstRow="0" w:lastRow="0" w:firstColumn="0" w:lastColumn="0" w:noHBand="0" w:noVBand="1"/>
@@ -1918,7 +1878,7 @@
               <w:spacing w:after="0" w:line="360" w:lineRule="auto"/>
               <w:jc w:val="both"/>
               <w:rPr>
-                <w:rFonts w:ascii="Arial" w:hAnsi="Arial" w:eastAsia="Arial" w:cs="Arial"/>
+                <w:rFonts w:ascii="Arial" w:eastAsia="Arial" w:hAnsi="Arial" w:cs="Arial"/>
                 <w:b/>
                 <w:sz w:val="20"/>
                 <w:szCs w:val="20"/>
@@ -1936,7 +1896,7 @@
               <w:spacing w:after="0" w:line="360" w:lineRule="auto"/>
               <w:jc w:val="both"/>
               <w:rPr>
-                <w:rFonts w:ascii="Arial" w:hAnsi="Arial" w:eastAsia="Arial" w:cs="Arial"/>
+                <w:rFonts w:ascii="Arial" w:eastAsia="Arial" w:hAnsi="Arial" w:cs="Arial"/>
                 <w:b/>
                 <w:sz w:val="20"/>
                 <w:szCs w:val="20"/>
@@ -1944,7 +1904,7 @@
             </w:pPr>
             <w:r>
               <w:rPr>
-                <w:rFonts w:ascii="Arial" w:hAnsi="Arial" w:eastAsia="Arial" w:cs="Arial"/>
+                <w:rFonts w:ascii="Arial" w:eastAsia="Arial" w:hAnsi="Arial" w:cs="Arial"/>
                 <w:b/>
                 <w:sz w:val="20"/>
                 <w:szCs w:val="20"/>
@@ -1963,7 +1923,7 @@
               <w:spacing w:after="0" w:line="360" w:lineRule="auto"/>
               <w:jc w:val="both"/>
               <w:rPr>
-                <w:rFonts w:ascii="Arial" w:hAnsi="Arial" w:eastAsia="Arial" w:cs="Arial"/>
+                <w:rFonts w:ascii="Arial" w:eastAsia="Arial" w:hAnsi="Arial" w:cs="Arial"/>
                 <w:b/>
                 <w:sz w:val="20"/>
                 <w:szCs w:val="20"/>
@@ -1971,7 +1931,7 @@
             </w:pPr>
             <w:r>
               <w:rPr>
-                <w:rFonts w:ascii="Arial" w:hAnsi="Arial" w:eastAsia="Arial" w:cs="Arial"/>
+                <w:rFonts w:ascii="Arial" w:eastAsia="Arial" w:hAnsi="Arial" w:cs="Arial"/>
                 <w:b/>
                 <w:sz w:val="20"/>
                 <w:szCs w:val="20"/>
@@ -1990,7 +1950,7 @@
               <w:spacing w:after="0" w:line="360" w:lineRule="auto"/>
               <w:jc w:val="both"/>
               <w:rPr>
-                <w:rFonts w:ascii="Arial" w:hAnsi="Arial" w:eastAsia="Arial" w:cs="Arial"/>
+                <w:rFonts w:ascii="Arial" w:eastAsia="Arial" w:hAnsi="Arial" w:cs="Arial"/>
                 <w:b/>
                 <w:sz w:val="20"/>
                 <w:szCs w:val="20"/>
@@ -1998,7 +1958,7 @@
             </w:pPr>
             <w:r>
               <w:rPr>
-                <w:rFonts w:ascii="Arial" w:hAnsi="Arial" w:eastAsia="Arial" w:cs="Arial"/>
+                <w:rFonts w:ascii="Arial" w:eastAsia="Arial" w:hAnsi="Arial" w:cs="Arial"/>
                 <w:b/>
                 <w:sz w:val="20"/>
                 <w:szCs w:val="20"/>
@@ -2017,7 +1977,7 @@
               <w:spacing w:after="0" w:line="360" w:lineRule="auto"/>
               <w:jc w:val="both"/>
               <w:rPr>
-                <w:rFonts w:ascii="Arial" w:hAnsi="Arial" w:eastAsia="Arial" w:cs="Arial"/>
+                <w:rFonts w:ascii="Arial" w:eastAsia="Arial" w:hAnsi="Arial" w:cs="Arial"/>
                 <w:b/>
                 <w:sz w:val="20"/>
                 <w:szCs w:val="20"/>
@@ -2025,7 +1985,7 @@
             </w:pPr>
             <w:r>
               <w:rPr>
-                <w:rFonts w:ascii="Arial" w:hAnsi="Arial" w:eastAsia="Arial" w:cs="Arial"/>
+                <w:rFonts w:ascii="Arial" w:eastAsia="Arial" w:hAnsi="Arial" w:cs="Arial"/>
                 <w:b/>
                 <w:sz w:val="20"/>
                 <w:szCs w:val="20"/>
@@ -2046,7 +2006,7 @@
               <w:spacing w:after="0" w:line="360" w:lineRule="auto"/>
               <w:jc w:val="both"/>
               <w:rPr>
-                <w:rFonts w:ascii="Arial" w:hAnsi="Arial" w:eastAsia="Arial" w:cs="Arial"/>
+                <w:rFonts w:ascii="Arial" w:eastAsia="Arial" w:hAnsi="Arial" w:cs="Arial"/>
                 <w:b/>
                 <w:sz w:val="20"/>
                 <w:szCs w:val="20"/>
@@ -2054,7 +2014,7 @@
             </w:pPr>
             <w:r>
               <w:rPr>
-                <w:rFonts w:ascii="Arial" w:hAnsi="Arial" w:eastAsia="Arial" w:cs="Arial"/>
+                <w:rFonts w:ascii="Arial" w:eastAsia="Arial" w:hAnsi="Arial" w:cs="Arial"/>
                 <w:b/>
                 <w:sz w:val="20"/>
                 <w:szCs w:val="20"/>
@@ -2072,7 +2032,7 @@
               <w:snapToGrid w:val="0"/>
               <w:spacing w:after="0" w:line="360" w:lineRule="auto"/>
               <w:rPr>
-                <w:rFonts w:ascii="Arial" w:hAnsi="Arial" w:eastAsia="Arial" w:cs="Arial"/>
+                <w:rFonts w:ascii="Arial" w:eastAsia="Arial" w:hAnsi="Arial" w:cs="Arial"/>
                 <w:bCs/>
                 <w:sz w:val="20"/>
                 <w:szCs w:val="20"/>
@@ -2113,7 +2073,7 @@
               <w:snapToGrid w:val="0"/>
               <w:spacing w:after="0" w:line="360" w:lineRule="auto"/>
               <w:rPr>
-                <w:rFonts w:ascii="Arial" w:hAnsi="Arial" w:eastAsia="Arial" w:cs="Arial"/>
+                <w:rFonts w:ascii="Arial" w:eastAsia="Arial" w:hAnsi="Arial" w:cs="Arial"/>
                 <w:bCs/>
                 <w:sz w:val="20"/>
                 <w:szCs w:val="20"/>
@@ -2138,7 +2098,7 @@
               <w:snapToGrid w:val="0"/>
               <w:spacing w:after="0" w:line="360" w:lineRule="auto"/>
               <w:rPr>
-                <w:rFonts w:ascii="Arial" w:hAnsi="Arial" w:eastAsia="Arial" w:cs="Arial"/>
+                <w:rFonts w:ascii="Arial" w:eastAsia="Arial" w:hAnsi="Arial" w:cs="Arial"/>
                 <w:bCs/>
                 <w:sz w:val="20"/>
                 <w:szCs w:val="20"/>
@@ -2163,7 +2123,7 @@
               <w:snapToGrid w:val="0"/>
               <w:spacing w:after="0" w:line="360" w:lineRule="auto"/>
               <w:rPr>
-                <w:rFonts w:ascii="Arial" w:hAnsi="Arial" w:eastAsia="Arial" w:cs="Arial"/>
+                <w:rFonts w:ascii="Arial" w:eastAsia="Arial" w:hAnsi="Arial" w:cs="Arial"/>
                 <w:bCs/>
                 <w:sz w:val="20"/>
                 <w:szCs w:val="20"/>
@@ -2207,7 +2167,7 @@
               <w:spacing w:after="0" w:line="360" w:lineRule="auto"/>
               <w:jc w:val="both"/>
               <w:rPr>
-                <w:rFonts w:ascii="Arial" w:hAnsi="Arial" w:eastAsia="Arial" w:cs="Arial"/>
+                <w:rFonts w:ascii="Arial" w:eastAsia="Arial" w:hAnsi="Arial" w:cs="Arial"/>
                 <w:b/>
                 <w:sz w:val="20"/>
                 <w:szCs w:val="20"/>
@@ -2215,7 +2175,7 @@
             </w:pPr>
             <w:r>
               <w:rPr>
-                <w:rFonts w:ascii="Arial" w:hAnsi="Arial" w:eastAsia="Arial" w:cs="Arial"/>
+                <w:rFonts w:ascii="Arial" w:eastAsia="Arial" w:hAnsi="Arial" w:cs="Arial"/>
                 <w:b/>
                 <w:sz w:val="20"/>
                 <w:szCs w:val="20"/>
@@ -2268,31 +2228,7 @@
                 <w:sz w:val="20"/>
                 <w:szCs w:val="20"/>
               </w:rPr>
-              <w:t>Expert</w:t>
-            </w:r>
-            <w:r>
-              <w:rPr>
-                <w:rFonts w:ascii="Arial" w:hAnsi="Arial" w:cs="Arial"/>
-                <w:sz w:val="20"/>
-                <w:szCs w:val="20"/>
-              </w:rPr>
-              <w:t>a</w:t>
-            </w:r>
-            <w:r>
-              <w:rPr>
-                <w:rFonts w:ascii="Arial" w:hAnsi="Arial" w:cs="Arial"/>
-                <w:sz w:val="20"/>
-                <w:szCs w:val="20"/>
-              </w:rPr>
-              <w:t xml:space="preserve"> temátic</w:t>
-            </w:r>
-            <w:r>
-              <w:rPr>
-                <w:rFonts w:ascii="Arial" w:hAnsi="Arial" w:cs="Arial"/>
-                <w:sz w:val="20"/>
-                <w:szCs w:val="20"/>
-              </w:rPr>
-              <w:t>a</w:t>
+              <w:t>Experta temática</w:t>
             </w:r>
           </w:p>
         </w:tc>
@@ -2372,7 +2308,7 @@
               <w:spacing w:after="0" w:line="360" w:lineRule="auto"/>
               <w:jc w:val="both"/>
               <w:rPr>
-                <w:rFonts w:ascii="Arial" w:hAnsi="Arial" w:eastAsia="Arial" w:cs="Arial"/>
+                <w:rFonts w:ascii="Arial" w:eastAsia="Arial" w:hAnsi="Arial" w:cs="Arial"/>
                 <w:b/>
                 <w:sz w:val="20"/>
                 <w:szCs w:val="20"/>
@@ -2380,7 +2316,7 @@
             </w:pPr>
             <w:r>
               <w:rPr>
-                <w:rFonts w:ascii="Arial" w:hAnsi="Arial" w:eastAsia="Arial" w:cs="Arial"/>
+                <w:rFonts w:ascii="Arial" w:eastAsia="Arial" w:hAnsi="Arial" w:cs="Arial"/>
                 <w:b/>
                 <w:sz w:val="20"/>
                 <w:szCs w:val="20"/>
@@ -2513,7 +2449,7 @@
               <w:spacing w:after="0" w:line="360" w:lineRule="auto"/>
               <w:jc w:val="both"/>
               <w:rPr>
-                <w:rFonts w:ascii="Arial" w:hAnsi="Arial" w:eastAsia="Arial" w:cs="Arial"/>
+                <w:rFonts w:ascii="Arial" w:eastAsia="Arial" w:hAnsi="Arial" w:cs="Arial"/>
                 <w:b/>
                 <w:sz w:val="20"/>
                 <w:szCs w:val="20"/>
@@ -2521,7 +2457,7 @@
             </w:pPr>
             <w:r>
               <w:rPr>
-                <w:rFonts w:ascii="Arial" w:hAnsi="Arial" w:eastAsia="Arial" w:cs="Arial"/>
+                <w:rFonts w:ascii="Arial" w:eastAsia="Arial" w:hAnsi="Arial" w:cs="Arial"/>
                 <w:b/>
                 <w:sz w:val="20"/>
                 <w:szCs w:val="20"/>
@@ -2673,7 +2609,7 @@
         <w:snapToGrid w:val="0"/>
         <w:spacing w:after="0" w:line="360" w:lineRule="auto"/>
         <w:rPr>
-          <w:rFonts w:ascii="Arial" w:hAnsi="Arial" w:eastAsia="Arial" w:cs="Arial"/>
+          <w:rFonts w:ascii="Arial" w:eastAsia="Arial" w:hAnsi="Arial" w:cs="Arial"/>
           <w:sz w:val="20"/>
           <w:szCs w:val="20"/>
         </w:rPr>
@@ -2684,7 +2620,7 @@
         <w:snapToGrid w:val="0"/>
         <w:spacing w:after="0" w:line="360" w:lineRule="auto"/>
         <w:rPr>
-          <w:rFonts w:ascii="Arial" w:hAnsi="Arial" w:eastAsia="Arial" w:cs="Arial"/>
+          <w:rFonts w:ascii="Arial" w:eastAsia="Arial" w:hAnsi="Arial" w:cs="Arial"/>
           <w:sz w:val="20"/>
           <w:szCs w:val="20"/>
         </w:rPr>
@@ -2707,7 +2643,7 @@
         <w:spacing w:after="0" w:line="360" w:lineRule="auto"/>
         <w:jc w:val="both"/>
         <w:rPr>
-          <w:rFonts w:ascii="Arial" w:hAnsi="Arial" w:eastAsia="Arial" w:cs="Arial"/>
+          <w:rFonts w:ascii="Arial" w:eastAsia="Arial" w:hAnsi="Arial" w:cs="Arial"/>
           <w:b/>
           <w:color w:val="000000"/>
           <w:sz w:val="20"/>
@@ -2716,7 +2652,7 @@
       </w:pPr>
       <w:r>
         <w:rPr>
-          <w:rFonts w:ascii="Arial" w:hAnsi="Arial" w:eastAsia="Arial" w:cs="Arial"/>
+          <w:rFonts w:ascii="Arial" w:eastAsia="Arial" w:hAnsi="Arial" w:cs="Arial"/>
           <w:b/>
           <w:color w:val="000000"/>
           <w:sz w:val="20"/>
@@ -2730,7 +2666,7 @@
         <w:snapToGrid w:val="0"/>
         <w:spacing w:after="0" w:line="360" w:lineRule="auto"/>
         <w:rPr>
-          <w:rFonts w:ascii="Arial" w:hAnsi="Arial" w:eastAsia="Arial" w:cs="Arial"/>
+          <w:rFonts w:ascii="Arial" w:eastAsia="Arial" w:hAnsi="Arial" w:cs="Arial"/>
           <w:sz w:val="20"/>
           <w:szCs w:val="20"/>
         </w:rPr>
@@ -2742,12 +2678,12 @@
         <w:tblW w:w="9708" w:type="dxa"/>
         <w:tblInd w:w="0" w:type="dxa"/>
         <w:tblBorders>
-          <w:top w:val="single" w:color="000000" w:sz="4" w:space="0"/>
-          <w:left w:val="single" w:color="000000" w:sz="4" w:space="0"/>
-          <w:bottom w:val="single" w:color="000000" w:sz="4" w:space="0"/>
-          <w:right w:val="single" w:color="000000" w:sz="4" w:space="0"/>
-          <w:insideH w:val="single" w:color="000000" w:sz="4" w:space="0"/>
-          <w:insideV w:val="single" w:color="000000" w:sz="4" w:space="0"/>
+          <w:top w:val="single" w:sz="4" w:space="0" w:color="000000"/>
+          <w:left w:val="single" w:sz="4" w:space="0" w:color="000000"/>
+          <w:bottom w:val="single" w:sz="4" w:space="0" w:color="000000"/>
+          <w:right w:val="single" w:sz="4" w:space="0" w:color="000000"/>
+          <w:insideH w:val="single" w:sz="4" w:space="0" w:color="000000"/>
+          <w:insideV w:val="single" w:sz="4" w:space="0" w:color="000000"/>
         </w:tblBorders>
         <w:tblLayout w:type="fixed"/>
         <w:tblLook w:val="0400" w:firstRow="0" w:lastRow="0" w:firstColumn="0" w:lastColumn="0" w:noHBand="0" w:noVBand="1"/>
@@ -2775,7 +2711,7 @@
               <w:spacing w:after="0" w:line="360" w:lineRule="auto"/>
               <w:jc w:val="both"/>
               <w:rPr>
-                <w:rFonts w:ascii="Arial" w:hAnsi="Arial" w:eastAsia="Arial" w:cs="Arial"/>
+                <w:rFonts w:ascii="Arial" w:eastAsia="Arial" w:hAnsi="Arial" w:cs="Arial"/>
                 <w:b/>
                 <w:sz w:val="20"/>
                 <w:szCs w:val="20"/>
@@ -2793,7 +2729,7 @@
               <w:spacing w:after="0" w:line="360" w:lineRule="auto"/>
               <w:jc w:val="both"/>
               <w:rPr>
-                <w:rFonts w:ascii="Arial" w:hAnsi="Arial" w:eastAsia="Arial" w:cs="Arial"/>
+                <w:rFonts w:ascii="Arial" w:eastAsia="Arial" w:hAnsi="Arial" w:cs="Arial"/>
                 <w:b/>
                 <w:sz w:val="20"/>
                 <w:szCs w:val="20"/>
@@ -2801,7 +2737,7 @@
             </w:pPr>
             <w:r>
               <w:rPr>
-                <w:rFonts w:ascii="Arial" w:hAnsi="Arial" w:eastAsia="Arial" w:cs="Arial"/>
+                <w:rFonts w:ascii="Arial" w:eastAsia="Arial" w:hAnsi="Arial" w:cs="Arial"/>
                 <w:b/>
                 <w:sz w:val="20"/>
                 <w:szCs w:val="20"/>
@@ -2820,7 +2756,7 @@
               <w:spacing w:after="0" w:line="360" w:lineRule="auto"/>
               <w:jc w:val="both"/>
               <w:rPr>
-                <w:rFonts w:ascii="Arial" w:hAnsi="Arial" w:eastAsia="Arial" w:cs="Arial"/>
+                <w:rFonts w:ascii="Arial" w:eastAsia="Arial" w:hAnsi="Arial" w:cs="Arial"/>
                 <w:b/>
                 <w:sz w:val="20"/>
                 <w:szCs w:val="20"/>
@@ -2828,7 +2764,7 @@
             </w:pPr>
             <w:r>
               <w:rPr>
-                <w:rFonts w:ascii="Arial" w:hAnsi="Arial" w:eastAsia="Arial" w:cs="Arial"/>
+                <w:rFonts w:ascii="Arial" w:eastAsia="Arial" w:hAnsi="Arial" w:cs="Arial"/>
                 <w:b/>
                 <w:sz w:val="20"/>
                 <w:szCs w:val="20"/>
@@ -2847,7 +2783,7 @@
               <w:spacing w:after="0" w:line="360" w:lineRule="auto"/>
               <w:jc w:val="both"/>
               <w:rPr>
-                <w:rFonts w:ascii="Arial" w:hAnsi="Arial" w:eastAsia="Arial" w:cs="Arial"/>
+                <w:rFonts w:ascii="Arial" w:eastAsia="Arial" w:hAnsi="Arial" w:cs="Arial"/>
                 <w:b/>
                 <w:sz w:val="20"/>
                 <w:szCs w:val="20"/>
@@ -2855,7 +2791,7 @@
             </w:pPr>
             <w:r>
               <w:rPr>
-                <w:rFonts w:ascii="Arial" w:hAnsi="Arial" w:eastAsia="Arial" w:cs="Arial"/>
+                <w:rFonts w:ascii="Arial" w:eastAsia="Arial" w:hAnsi="Arial" w:cs="Arial"/>
                 <w:b/>
                 <w:sz w:val="20"/>
                 <w:szCs w:val="20"/>
@@ -2874,7 +2810,7 @@
               <w:spacing w:after="0" w:line="360" w:lineRule="auto"/>
               <w:jc w:val="both"/>
               <w:rPr>
-                <w:rFonts w:ascii="Arial" w:hAnsi="Arial" w:eastAsia="Arial" w:cs="Arial"/>
+                <w:rFonts w:ascii="Arial" w:eastAsia="Arial" w:hAnsi="Arial" w:cs="Arial"/>
                 <w:b/>
                 <w:sz w:val="20"/>
                 <w:szCs w:val="20"/>
@@ -2882,7 +2818,7 @@
             </w:pPr>
             <w:r>
               <w:rPr>
-                <w:rFonts w:ascii="Arial" w:hAnsi="Arial" w:eastAsia="Arial" w:cs="Arial"/>
+                <w:rFonts w:ascii="Arial" w:eastAsia="Arial" w:hAnsi="Arial" w:cs="Arial"/>
                 <w:b/>
                 <w:sz w:val="20"/>
                 <w:szCs w:val="20"/>
@@ -2901,7 +2837,7 @@
               <w:spacing w:after="0" w:line="360" w:lineRule="auto"/>
               <w:jc w:val="both"/>
               <w:rPr>
-                <w:rFonts w:ascii="Arial" w:hAnsi="Arial" w:eastAsia="Arial" w:cs="Arial"/>
+                <w:rFonts w:ascii="Arial" w:eastAsia="Arial" w:hAnsi="Arial" w:cs="Arial"/>
                 <w:b/>
                 <w:sz w:val="20"/>
                 <w:szCs w:val="20"/>
@@ -2909,7 +2845,7 @@
             </w:pPr>
             <w:r>
               <w:rPr>
-                <w:rFonts w:ascii="Arial" w:hAnsi="Arial" w:eastAsia="Arial" w:cs="Arial"/>
+                <w:rFonts w:ascii="Arial" w:eastAsia="Arial" w:hAnsi="Arial" w:cs="Arial"/>
                 <w:b/>
                 <w:sz w:val="20"/>
                 <w:szCs w:val="20"/>
@@ -2930,7 +2866,7 @@
               <w:spacing w:after="0" w:line="360" w:lineRule="auto"/>
               <w:jc w:val="both"/>
               <w:rPr>
-                <w:rFonts w:ascii="Arial" w:hAnsi="Arial" w:eastAsia="Arial" w:cs="Arial"/>
+                <w:rFonts w:ascii="Arial" w:eastAsia="Arial" w:hAnsi="Arial" w:cs="Arial"/>
                 <w:b/>
                 <w:sz w:val="20"/>
                 <w:szCs w:val="20"/>
@@ -2938,7 +2874,7 @@
             </w:pPr>
             <w:r>
               <w:rPr>
-                <w:rFonts w:ascii="Arial" w:hAnsi="Arial" w:eastAsia="Arial" w:cs="Arial"/>
+                <w:rFonts w:ascii="Arial" w:eastAsia="Arial" w:hAnsi="Arial" w:cs="Arial"/>
                 <w:b/>
                 <w:sz w:val="20"/>
                 <w:szCs w:val="20"/>
@@ -3087,7 +3023,7 @@
               <w:spacing w:after="0" w:line="360" w:lineRule="auto"/>
               <w:jc w:val="both"/>
               <w:rPr>
-                <w:rFonts w:ascii="Arial" w:hAnsi="Arial" w:eastAsia="Arial" w:cs="Arial"/>
+                <w:rFonts w:ascii="Arial" w:eastAsia="Arial" w:hAnsi="Arial" w:cs="Arial"/>
                 <w:b/>
                 <w:sz w:val="20"/>
                 <w:szCs w:val="20"/>
@@ -3095,7 +3031,7 @@
             </w:pPr>
             <w:r>
               <w:rPr>
-                <w:rFonts w:ascii="Arial" w:hAnsi="Arial" w:eastAsia="Arial" w:cs="Arial"/>
+                <w:rFonts w:ascii="Arial" w:eastAsia="Arial" w:hAnsi="Arial" w:cs="Arial"/>
                 <w:b/>
                 <w:sz w:val="20"/>
                 <w:szCs w:val="20"/>
@@ -3113,7 +3049,7 @@
               <w:snapToGrid w:val="0"/>
               <w:spacing w:after="0" w:line="360" w:lineRule="auto"/>
               <w:rPr>
-                <w:rFonts w:ascii="Arial" w:hAnsi="Arial" w:eastAsia="Arial" w:cs="Arial"/>
+                <w:rFonts w:ascii="Arial" w:eastAsia="Arial" w:hAnsi="Arial" w:cs="Arial"/>
                 <w:b/>
                 <w:sz w:val="20"/>
                 <w:szCs w:val="20"/>
@@ -3138,7 +3074,7 @@
               <w:snapToGrid w:val="0"/>
               <w:spacing w:after="0" w:line="360" w:lineRule="auto"/>
               <w:rPr>
-                <w:rFonts w:ascii="Arial" w:hAnsi="Arial" w:eastAsia="Arial" w:cs="Arial"/>
+                <w:rFonts w:ascii="Arial" w:eastAsia="Arial" w:hAnsi="Arial" w:cs="Arial"/>
                 <w:b/>
                 <w:sz w:val="20"/>
                 <w:szCs w:val="20"/>
@@ -3163,7 +3099,7 @@
               <w:snapToGrid w:val="0"/>
               <w:spacing w:after="0" w:line="360" w:lineRule="auto"/>
               <w:rPr>
-                <w:rFonts w:ascii="Arial" w:hAnsi="Arial" w:eastAsia="Arial" w:cs="Arial"/>
+                <w:rFonts w:ascii="Arial" w:eastAsia="Arial" w:hAnsi="Arial" w:cs="Arial"/>
                 <w:b/>
                 <w:sz w:val="20"/>
                 <w:szCs w:val="20"/>
@@ -3196,7 +3132,7 @@
               <w:snapToGrid w:val="0"/>
               <w:spacing w:after="0" w:line="360" w:lineRule="auto"/>
               <w:rPr>
-                <w:rFonts w:ascii="Arial" w:hAnsi="Arial" w:eastAsia="Arial" w:cs="Arial"/>
+                <w:rFonts w:ascii="Arial" w:eastAsia="Arial" w:hAnsi="Arial" w:cs="Arial"/>
                 <w:b/>
                 <w:sz w:val="20"/>
                 <w:szCs w:val="20"/>
@@ -3221,7 +3157,7 @@
               <w:snapToGrid w:val="0"/>
               <w:spacing w:after="0" w:line="360" w:lineRule="auto"/>
               <w:rPr>
-                <w:rFonts w:ascii="Arial" w:hAnsi="Arial" w:eastAsia="Arial" w:cs="Arial"/>
+                <w:rFonts w:ascii="Arial" w:eastAsia="Arial" w:hAnsi="Arial" w:cs="Arial"/>
                 <w:b/>
                 <w:sz w:val="20"/>
                 <w:szCs w:val="20"/>
@@ -3244,7 +3180,7 @@
         <w:snapToGrid w:val="0"/>
         <w:spacing w:after="0" w:line="360" w:lineRule="auto"/>
         <w:rPr>
-          <w:rFonts w:ascii="Arial" w:hAnsi="Arial" w:eastAsia="Arial" w:cs="Arial"/>
+          <w:rFonts w:ascii="Arial" w:eastAsia="Arial" w:hAnsi="Arial" w:cs="Arial"/>
           <w:color w:val="000000"/>
           <w:sz w:val="20"/>
           <w:szCs w:val="20"/>
@@ -3255,7 +3191,7 @@
       <w:headerReference w:type="default" r:id="rId11"/>
       <w:footerReference w:type="default" r:id="rId12"/>
       <w:headerReference w:type="first" r:id="rId13"/>
-      <w:pgSz w:w="12240" w:h="15840" w:orient="portrait"/>
+      <w:pgSz w:w="12240" w:h="15840"/>
       <w:pgMar w:top="1779" w:right="1041" w:bottom="1418" w:left="1560" w:header="709" w:footer="709" w:gutter="0"/>
       <w:pgNumType w:start="1"/>
       <w:cols w:space="720"/>
@@ -3380,7 +3316,7 @@
 </file>
 
 <file path=word/header1.xml><?xml version="1.0" encoding="utf-8"?>
-<w:hdr xmlns:wpc="http://schemas.microsoft.com/office/word/2010/wordprocessingCanvas" xmlns:cx="http://schemas.microsoft.com/office/drawing/2014/chartex" xmlns:cx1="http://schemas.microsoft.com/office/drawing/2015/9/8/chartex" xmlns:cx2="http://schemas.microsoft.com/office/drawing/2015/10/21/chartex" xmlns:cx3="http://schemas.microsoft.com/office/drawing/2016/5/9/chartex" xmlns:cx4="http://schemas.microsoft.com/office/drawing/2016/5/10/chartex" xmlns:cx5="http://schemas.microsoft.com/office/drawing/2016/5/11/chartex" xmlns:cx6="http://schemas.microsoft.com/office/drawing/2016/5/12/chartex" xmlns:cx7="http://schemas.microsoft.com/office/drawing/2016/5/13/chartex" xmlns:cx8="http://schemas.microsoft.com/office/drawing/2016/5/14/chartex" xmlns:mc="http://schemas.openxmlformats.org/markup-compatibility/2006" xmlns:aink="http://schemas.microsoft.com/office/drawing/2016/ink" xmlns:am3d="http://schemas.microsoft.com/office/drawing/2017/model3d" xmlns:o="urn:schemas-microsoft-com:office:office" xmlns:r="http://schemas.openxmlformats.org/officeDocument/2006/relationships" xmlns:m="http://schemas.openxmlformats.org/officeDocument/2006/math" xmlns:v="urn:schemas-microsoft-com:vml" xmlns:wp14="http://schemas.microsoft.com/office/word/2010/wordprocessingDrawing" xmlns:wp="http://schemas.openxmlformats.org/drawingml/2006/wordprocessingDrawing" xmlns:w10="urn:schemas-microsoft-com:office:word" xmlns:w="http://schemas.openxmlformats.org/wordprocessingml/2006/main" xmlns:w14="http://schemas.microsoft.com/office/word/2010/wordml" xmlns:w15="http://schemas.microsoft.com/office/word/2012/wordml" xmlns:w16cex="http://schemas.microsoft.com/office/word/2018/wordml/cex" xmlns:w16cid="http://schemas.microsoft.com/office/word/2016/wordml/cid" xmlns:w16="http://schemas.microsoft.com/office/word/2018/wordml" xmlns:w16sdtdh="http://schemas.microsoft.com/office/word/2020/wordml/sdtdatahash" xmlns:w16se="http://schemas.microsoft.com/office/word/2015/wordml/symex" xmlns:wpg="http://schemas.microsoft.com/office/word/2010/wordprocessingGroup" xmlns:wpi="http://schemas.microsoft.com/office/word/2010/wordprocessingInk" xmlns:wne="http://schemas.microsoft.com/office/word/2006/wordml" xmlns:wps="http://schemas.microsoft.com/office/word/2010/wordprocessingShape" xmlns:a="http://schemas.openxmlformats.org/drawingml/2006/main" xmlns:adec="http://schemas.microsoft.com/office/drawing/2017/decorative" xmlns:pic="http://schemas.openxmlformats.org/drawingml/2006/picture" xmlns:a14="http://schemas.microsoft.com/office/drawing/2010/main" mc:Ignorable="w14 w15 w16se w16cid w16 w16cex w16sdtdh wp14">
+<w:hdr xmlns:wpc="http://schemas.microsoft.com/office/word/2010/wordprocessingCanvas" xmlns:cx="http://schemas.microsoft.com/office/drawing/2014/chartex" xmlns:cx1="http://schemas.microsoft.com/office/drawing/2015/9/8/chartex" xmlns:cx2="http://schemas.microsoft.com/office/drawing/2015/10/21/chartex" xmlns:cx3="http://schemas.microsoft.com/office/drawing/2016/5/9/chartex" xmlns:cx4="http://schemas.microsoft.com/office/drawing/2016/5/10/chartex" xmlns:cx5="http://schemas.microsoft.com/office/drawing/2016/5/11/chartex" xmlns:cx6="http://schemas.microsoft.com/office/drawing/2016/5/12/chartex" xmlns:cx7="http://schemas.microsoft.com/office/drawing/2016/5/13/chartex" xmlns:cx8="http://schemas.microsoft.com/office/drawing/2016/5/14/chartex" xmlns:mc="http://schemas.openxmlformats.org/markup-compatibility/2006" xmlns:aink="http://schemas.microsoft.com/office/drawing/2016/ink" xmlns:am3d="http://schemas.microsoft.com/office/drawing/2017/model3d" xmlns:o="urn:schemas-microsoft-com:office:office" xmlns:r="http://schemas.openxmlformats.org/officeDocument/2006/relationships" xmlns:m="http://schemas.openxmlformats.org/officeDocument/2006/math" xmlns:v="urn:schemas-microsoft-com:vml" xmlns:wp14="http://schemas.microsoft.com/office/word/2010/wordprocessingDrawing" xmlns:wp="http://schemas.openxmlformats.org/drawingml/2006/wordprocessingDrawing" xmlns:w10="urn:schemas-microsoft-com:office:word" xmlns:w="http://schemas.openxmlformats.org/wordprocessingml/2006/main" xmlns:w14="http://schemas.microsoft.com/office/word/2010/wordml" xmlns:w15="http://schemas.microsoft.com/office/word/2012/wordml" xmlns:w16cex="http://schemas.microsoft.com/office/word/2018/wordml/cex" xmlns:w16cid="http://schemas.microsoft.com/office/word/2016/wordml/cid" xmlns:w16="http://schemas.microsoft.com/office/word/2018/wordml" xmlns:w16sdtdh="http://schemas.microsoft.com/office/word/2020/wordml/sdtdatahash" xmlns:w16se="http://schemas.microsoft.com/office/word/2015/wordml/symex" xmlns:wpg="http://schemas.microsoft.com/office/word/2010/wordprocessingGroup" xmlns:wpi="http://schemas.microsoft.com/office/word/2010/wordprocessingInk" xmlns:wne="http://schemas.microsoft.com/office/word/2006/wordml" xmlns:wps="http://schemas.microsoft.com/office/word/2010/wordprocessingShape" mc:Ignorable="w14 w15 w16se w16cid w16 w16cex w16sdtdh wp14">
   <w:p>
     <w:pPr>
       <w:pBdr>
@@ -3580,7 +3516,7 @@
         <w:ind w:left="360" w:hanging="360"/>
       </w:pPr>
       <w:rPr>
-        <w:rFonts w:ascii="Noto Sans Symbols" w:hAnsi="Noto Sans Symbols" w:eastAsia="Noto Sans Symbols" w:cs="Noto Sans Symbols"/>
+        <w:rFonts w:ascii="Noto Sans Symbols" w:eastAsia="Noto Sans Symbols" w:hAnsi="Noto Sans Symbols" w:cs="Noto Sans Symbols"/>
       </w:rPr>
     </w:lvl>
     <w:lvl w:ilvl="1">
@@ -3592,7 +3528,7 @@
         <w:ind w:left="1425" w:hanging="705"/>
       </w:pPr>
       <w:rPr>
-        <w:rFonts w:ascii="Arial" w:hAnsi="Arial" w:eastAsia="Arial" w:cs="Arial"/>
+        <w:rFonts w:ascii="Arial" w:eastAsia="Arial" w:hAnsi="Arial" w:cs="Arial"/>
       </w:rPr>
     </w:lvl>
     <w:lvl w:ilvl="2">
@@ -3759,7 +3695,7 @@
   <w:docDefaults>
     <w:rPrDefault>
       <w:rPr>
-        <w:rFonts w:ascii="Calibri" w:hAnsi="Calibri" w:eastAsia="Calibri" w:cs="Calibri"/>
+        <w:rFonts w:ascii="Calibri" w:eastAsia="Calibri" w:hAnsi="Calibri" w:cs="Calibri"/>
         <w:sz w:val="22"/>
         <w:szCs w:val="22"/>
         <w:lang w:val="es-CO" w:eastAsia="en-US" w:bidi="ar-SA"/>
@@ -3774,14 +3710,14 @@
   <w:latentStyles w:defLockedState="0" w:defUIPriority="99" w:defSemiHidden="0" w:defUnhideWhenUsed="0" w:defQFormat="0" w:count="376">
     <w:lsdException w:name="Normal" w:uiPriority="0" w:qFormat="1"/>
     <w:lsdException w:name="heading 1" w:uiPriority="9" w:qFormat="1"/>
-    <w:lsdException w:name="heading 2" w:uiPriority="9" w:semiHidden="1" w:unhideWhenUsed="1" w:qFormat="1"/>
-    <w:lsdException w:name="heading 3" w:uiPriority="9" w:semiHidden="1" w:unhideWhenUsed="1" w:qFormat="1"/>
-    <w:lsdException w:name="heading 4" w:uiPriority="9" w:semiHidden="1" w:unhideWhenUsed="1" w:qFormat="1"/>
-    <w:lsdException w:name="heading 5" w:uiPriority="9" w:semiHidden="1" w:unhideWhenUsed="1" w:qFormat="1"/>
-    <w:lsdException w:name="heading 6" w:uiPriority="9" w:semiHidden="1" w:unhideWhenUsed="1" w:qFormat="1"/>
-    <w:lsdException w:name="heading 7" w:uiPriority="9" w:semiHidden="1" w:unhideWhenUsed="1" w:qFormat="1"/>
-    <w:lsdException w:name="heading 8" w:uiPriority="9" w:semiHidden="1" w:unhideWhenUsed="1" w:qFormat="1"/>
-    <w:lsdException w:name="heading 9" w:uiPriority="9" w:semiHidden="1" w:unhideWhenUsed="1" w:qFormat="1"/>
+    <w:lsdException w:name="heading 2" w:semiHidden="1" w:uiPriority="9" w:unhideWhenUsed="1" w:qFormat="1"/>
+    <w:lsdException w:name="heading 3" w:semiHidden="1" w:uiPriority="9" w:unhideWhenUsed="1" w:qFormat="1"/>
+    <w:lsdException w:name="heading 4" w:semiHidden="1" w:uiPriority="9" w:unhideWhenUsed="1" w:qFormat="1"/>
+    <w:lsdException w:name="heading 5" w:semiHidden="1" w:uiPriority="9" w:unhideWhenUsed="1" w:qFormat="1"/>
+    <w:lsdException w:name="heading 6" w:semiHidden="1" w:uiPriority="9" w:unhideWhenUsed="1" w:qFormat="1"/>
+    <w:lsdException w:name="heading 7" w:semiHidden="1" w:uiPriority="9" w:unhideWhenUsed="1" w:qFormat="1"/>
+    <w:lsdException w:name="heading 8" w:semiHidden="1" w:uiPriority="9" w:unhideWhenUsed="1" w:qFormat="1"/>
+    <w:lsdException w:name="heading 9" w:semiHidden="1" w:uiPriority="9" w:unhideWhenUsed="1" w:qFormat="1"/>
     <w:lsdException w:name="index 1" w:semiHidden="1" w:unhideWhenUsed="1"/>
     <w:lsdException w:name="index 2" w:semiHidden="1" w:unhideWhenUsed="1"/>
     <w:lsdException w:name="index 3" w:semiHidden="1" w:unhideWhenUsed="1"/>
@@ -3791,22 +3727,22 @@
     <w:lsdException w:name="index 7" w:semiHidden="1" w:unhideWhenUsed="1"/>
     <w:lsdException w:name="index 8" w:semiHidden="1" w:unhideWhenUsed="1"/>
     <w:lsdException w:name="index 9" w:semiHidden="1" w:unhideWhenUsed="1"/>
-    <w:lsdException w:name="toc 1" w:uiPriority="39" w:semiHidden="1" w:unhideWhenUsed="1"/>
-    <w:lsdException w:name="toc 2" w:uiPriority="39" w:semiHidden="1" w:unhideWhenUsed="1"/>
-    <w:lsdException w:name="toc 3" w:uiPriority="39" w:semiHidden="1" w:unhideWhenUsed="1"/>
-    <w:lsdException w:name="toc 4" w:uiPriority="39" w:semiHidden="1" w:unhideWhenUsed="1"/>
-    <w:lsdException w:name="toc 5" w:uiPriority="39" w:semiHidden="1" w:unhideWhenUsed="1"/>
-    <w:lsdException w:name="toc 6" w:uiPriority="39" w:semiHidden="1" w:unhideWhenUsed="1"/>
-    <w:lsdException w:name="toc 7" w:uiPriority="39" w:semiHidden="1" w:unhideWhenUsed="1"/>
-    <w:lsdException w:name="toc 8" w:uiPriority="39" w:semiHidden="1" w:unhideWhenUsed="1"/>
-    <w:lsdException w:name="toc 9" w:uiPriority="39" w:semiHidden="1" w:unhideWhenUsed="1"/>
+    <w:lsdException w:name="toc 1" w:semiHidden="1" w:uiPriority="39" w:unhideWhenUsed="1"/>
+    <w:lsdException w:name="toc 2" w:semiHidden="1" w:uiPriority="39" w:unhideWhenUsed="1"/>
+    <w:lsdException w:name="toc 3" w:semiHidden="1" w:uiPriority="39" w:unhideWhenUsed="1"/>
+    <w:lsdException w:name="toc 4" w:semiHidden="1" w:uiPriority="39" w:unhideWhenUsed="1"/>
+    <w:lsdException w:name="toc 5" w:semiHidden="1" w:uiPriority="39" w:unhideWhenUsed="1"/>
+    <w:lsdException w:name="toc 6" w:semiHidden="1" w:uiPriority="39" w:unhideWhenUsed="1"/>
+    <w:lsdException w:name="toc 7" w:semiHidden="1" w:uiPriority="39" w:unhideWhenUsed="1"/>
+    <w:lsdException w:name="toc 8" w:semiHidden="1" w:uiPriority="39" w:unhideWhenUsed="1"/>
+    <w:lsdException w:name="toc 9" w:semiHidden="1" w:uiPriority="39" w:unhideWhenUsed="1"/>
     <w:lsdException w:name="Normal Indent" w:semiHidden="1" w:unhideWhenUsed="1"/>
     <w:lsdException w:name="footnote text" w:semiHidden="1" w:unhideWhenUsed="1"/>
     <w:lsdException w:name="annotation text" w:semiHidden="1" w:unhideWhenUsed="1"/>
     <w:lsdException w:name="header" w:semiHidden="1" w:unhideWhenUsed="1"/>
     <w:lsdException w:name="footer" w:semiHidden="1" w:unhideWhenUsed="1"/>
     <w:lsdException w:name="index heading" w:semiHidden="1" w:unhideWhenUsed="1"/>
-    <w:lsdException w:name="caption" w:uiPriority="35" w:semiHidden="1" w:unhideWhenUsed="1" w:qFormat="1"/>
+    <w:lsdException w:name="caption" w:semiHidden="1" w:uiPriority="35" w:unhideWhenUsed="1" w:qFormat="1"/>
     <w:lsdException w:name="table of figures" w:semiHidden="1" w:unhideWhenUsed="1"/>
     <w:lsdException w:name="envelope address" w:semiHidden="1" w:unhideWhenUsed="1"/>
     <w:lsdException w:name="envelope return" w:semiHidden="1" w:unhideWhenUsed="1"/>
@@ -3837,7 +3773,7 @@
     <w:lsdException w:name="Title" w:uiPriority="10" w:qFormat="1"/>
     <w:lsdException w:name="Closing" w:semiHidden="1" w:unhideWhenUsed="1"/>
     <w:lsdException w:name="Signature" w:semiHidden="1" w:unhideWhenUsed="1"/>
-    <w:lsdException w:name="Default Paragraph Font" w:uiPriority="1" w:semiHidden="1" w:unhideWhenUsed="1"/>
+    <w:lsdException w:name="Default Paragraph Font" w:semiHidden="1" w:uiPriority="1" w:unhideWhenUsed="1"/>
     <w:lsdException w:name="Body Text" w:semiHidden="1" w:unhideWhenUsed="1"/>
     <w:lsdException w:name="Body Text Indent" w:semiHidden="1" w:unhideWhenUsed="1"/>
     <w:lsdException w:name="List Continue" w:semiHidden="1" w:unhideWhenUsed="1"/>
@@ -4037,8 +3973,8 @@
     <w:lsdException w:name="Subtle Reference" w:uiPriority="31" w:qFormat="1"/>
     <w:lsdException w:name="Intense Reference" w:uiPriority="32" w:qFormat="1"/>
     <w:lsdException w:name="Book Title" w:uiPriority="33" w:qFormat="1"/>
-    <w:lsdException w:name="Bibliography" w:uiPriority="37" w:semiHidden="1" w:unhideWhenUsed="1"/>
-    <w:lsdException w:name="TOC Heading" w:uiPriority="39" w:semiHidden="1" w:unhideWhenUsed="1" w:qFormat="1"/>
+    <w:lsdException w:name="Bibliography" w:semiHidden="1" w:uiPriority="37" w:unhideWhenUsed="1"/>
+    <w:lsdException w:name="TOC Heading" w:semiHidden="1" w:uiPriority="39" w:unhideWhenUsed="1" w:qFormat="1"/>
     <w:lsdException w:name="Plain Table 1" w:uiPriority="41"/>
     <w:lsdException w:name="Plain Table 2" w:uiPriority="42"/>
     <w:lsdException w:name="Plain Table 3" w:uiPriority="43"/>
@@ -4149,7 +4085,7 @@
     <w:lsdException w:name="Unresolved Mention" w:semiHidden="1" w:unhideWhenUsed="1"/>
     <w:lsdException w:name="Smart Link" w:semiHidden="1" w:unhideWhenUsed="1"/>
   </w:latentStyles>
-  <w:style w:type="paragraph" w:styleId="Normal" w:default="1">
+  <w:style w:type="paragraph" w:default="1" w:styleId="Normal">
     <w:name w:val="Normal"/>
     <w:qFormat/>
   </w:style>
@@ -4209,7 +4145,7 @@
       <w:outlineLvl w:val="2"/>
     </w:pPr>
     <w:rPr>
-      <w:rFonts w:asciiTheme="majorHAnsi" w:hAnsiTheme="majorHAnsi" w:eastAsiaTheme="majorEastAsia" w:cstheme="majorBidi"/>
+      <w:rFonts w:asciiTheme="majorHAnsi" w:eastAsiaTheme="majorEastAsia" w:hAnsiTheme="majorHAnsi" w:cstheme="majorBidi"/>
       <w:b/>
       <w:bCs/>
       <w:color w:val="052F61" w:themeColor="accent1"/>
@@ -4273,13 +4209,13 @@
       <w:szCs w:val="20"/>
     </w:rPr>
   </w:style>
-  <w:style w:type="character" w:styleId="Fuentedeprrafopredeter" w:default="1">
+  <w:style w:type="character" w:default="1" w:styleId="Fuentedeprrafopredeter">
     <w:name w:val="Default Paragraph Font"/>
     <w:uiPriority w:val="1"/>
     <w:semiHidden/>
     <w:unhideWhenUsed/>
   </w:style>
-  <w:style w:type="table" w:styleId="Tablanormal" w:default="1">
+  <w:style w:type="table" w:default="1" w:styleId="Tablanormal">
     <w:name w:val="Normal Table"/>
     <w:uiPriority w:val="99"/>
     <w:semiHidden/>
@@ -4294,7 +4230,7 @@
       </w:tblCellMar>
     </w:tblPr>
   </w:style>
-  <w:style w:type="numbering" w:styleId="Sinlista" w:default="1">
+  <w:style w:type="numbering" w:default="1" w:styleId="Sinlista">
     <w:name w:val="No List"/>
     <w:uiPriority w:val="99"/>
     <w:semiHidden/>
@@ -4317,7 +4253,7 @@
       <w:szCs w:val="72"/>
     </w:rPr>
   </w:style>
-  <w:style w:type="table" w:styleId="TableNormal1" w:customStyle="1">
+  <w:style w:type="table" w:customStyle="1" w:styleId="TableNormal1">
     <w:name w:val="Table Normal1"/>
     <w:tblPr>
       <w:tblCellMar>
@@ -4328,7 +4264,7 @@
       </w:tblCellMar>
     </w:tblPr>
   </w:style>
-  <w:style w:type="paragraph" w:styleId="Listamulticolor-nfasis11" w:customStyle="1">
+  <w:style w:type="paragraph" w:customStyle="1" w:styleId="Listamulticolor-nfasis11">
     <w:name w:val="Lista multicolor - Énfasis 11"/>
     <w:basedOn w:val="Normal"/>
     <w:uiPriority w:val="34"/>
@@ -4351,7 +4287,7 @@
       <w:spacing w:after="0" w:line="240" w:lineRule="auto"/>
     </w:pPr>
   </w:style>
-  <w:style w:type="character" w:styleId="EncabezadoCar" w:customStyle="1">
+  <w:style w:type="character" w:customStyle="1" w:styleId="EncabezadoCar">
     <w:name w:val="Encabezado Car"/>
     <w:basedOn w:val="Fuentedeprrafopredeter"/>
     <w:link w:val="Encabezado"/>
@@ -4371,7 +4307,7 @@
       <w:spacing w:after="0" w:line="240" w:lineRule="auto"/>
     </w:pPr>
   </w:style>
-  <w:style w:type="character" w:styleId="PiedepginaCar" w:customStyle="1">
+  <w:style w:type="character" w:customStyle="1" w:styleId="PiedepginaCar">
     <w:name w:val="Pie de página Car"/>
     <w:basedOn w:val="Fuentedeprrafopredeter"/>
     <w:link w:val="Piedepgina"/>
@@ -4393,7 +4329,7 @@
       <w:szCs w:val="18"/>
     </w:rPr>
   </w:style>
-  <w:style w:type="character" w:styleId="TextodegloboCar" w:customStyle="1">
+  <w:style w:type="character" w:customStyle="1" w:styleId="TextodegloboCar">
     <w:name w:val="Texto de globo Car"/>
     <w:link w:val="Textodeglobo"/>
     <w:uiPriority w:val="99"/>
@@ -4404,16 +4340,16 @@
       <w:szCs w:val="18"/>
     </w:rPr>
   </w:style>
-  <w:style w:type="character" w:styleId="EncabezadoCar1" w:customStyle="1">
+  <w:style w:type="character" w:customStyle="1" w:styleId="EncabezadoCar1">
     <w:name w:val="Encabezado Car1"/>
     <w:rPr>
-      <w:rFonts w:ascii="Calibri" w:hAnsi="Calibri" w:eastAsia="Calibri"/>
+      <w:rFonts w:ascii="Calibri" w:eastAsia="Calibri" w:hAnsi="Calibri"/>
       <w:sz w:val="22"/>
       <w:szCs w:val="22"/>
       <w:lang w:eastAsia="ar-SA"/>
     </w:rPr>
   </w:style>
-  <w:style w:type="character" w:styleId="Ttulo1Car" w:customStyle="1">
+  <w:style w:type="character" w:customStyle="1" w:styleId="Ttulo1Car">
     <w:name w:val="Título 1 Car"/>
     <w:link w:val="Ttulo1"/>
     <w:uiPriority w:val="9"/>
@@ -4426,7 +4362,7 @@
       <w:lang w:eastAsia="en-US"/>
     </w:rPr>
   </w:style>
-  <w:style w:type="character" w:styleId="Ttulo2Car" w:customStyle="1">
+  <w:style w:type="character" w:customStyle="1" w:styleId="Ttulo2Car">
     <w:name w:val="Título 2 Car"/>
     <w:link w:val="Ttulo2"/>
     <w:uiPriority w:val="9"/>
@@ -4449,21 +4385,21 @@
       <w:contextualSpacing/>
     </w:pPr>
     <w:rPr>
-      <w:rFonts w:asciiTheme="minorHAnsi" w:hAnsiTheme="minorHAnsi" w:eastAsiaTheme="minorHAnsi" w:cstheme="minorBidi"/>
+      <w:rFonts w:asciiTheme="minorHAnsi" w:eastAsiaTheme="minorHAnsi" w:hAnsiTheme="minorHAnsi" w:cstheme="minorBidi"/>
     </w:rPr>
   </w:style>
-  <w:style w:type="character" w:styleId="PrrafodelistaCar" w:customStyle="1">
+  <w:style w:type="character" w:customStyle="1" w:styleId="PrrafodelistaCar">
     <w:name w:val="Párrafo de lista Car"/>
     <w:link w:val="Prrafodelista"/>
     <w:uiPriority w:val="34"/>
     <w:rPr>
-      <w:rFonts w:asciiTheme="minorHAnsi" w:hAnsiTheme="minorHAnsi" w:eastAsiaTheme="minorHAnsi" w:cstheme="minorBidi"/>
+      <w:rFonts w:asciiTheme="minorHAnsi" w:eastAsiaTheme="minorHAnsi" w:hAnsiTheme="minorHAnsi" w:cstheme="minorBidi"/>
       <w:sz w:val="22"/>
       <w:szCs w:val="22"/>
       <w:lang w:eastAsia="en-US"/>
     </w:rPr>
   </w:style>
-  <w:style w:type="numbering" w:styleId="Estilo1" w:customStyle="1">
+  <w:style w:type="numbering" w:customStyle="1" w:styleId="Estilo1">
     <w:name w:val="Estilo1"/>
     <w:uiPriority w:val="99"/>
   </w:style>
@@ -4482,7 +4418,7 @@
       <w:outlineLvl w:val="9"/>
     </w:pPr>
     <w:rPr>
-      <w:rFonts w:asciiTheme="majorHAnsi" w:hAnsiTheme="majorHAnsi" w:eastAsiaTheme="majorEastAsia" w:cstheme="majorBidi"/>
+      <w:rFonts w:asciiTheme="majorHAnsi" w:eastAsiaTheme="majorEastAsia" w:hAnsiTheme="majorHAnsi" w:cstheme="majorBidi"/>
       <w:b w:val="0"/>
       <w:color w:val="032348" w:themeColor="accent1" w:themeShade="BF"/>
       <w:sz w:val="32"/>
@@ -4523,7 +4459,7 @@
       <w:u w:val="single"/>
     </w:rPr>
   </w:style>
-  <w:style w:type="table" w:styleId="Tabladecuadrcula4-nfasis11" w:customStyle="1">
+  <w:style w:type="table" w:customStyle="1" w:styleId="Tabladecuadrcula4-nfasis11">
     <w:name w:val="Tabla de cuadrícula 4 - Énfasis 11"/>
     <w:basedOn w:val="Tablanormal"/>
     <w:uiPriority w:val="49"/>
@@ -4531,12 +4467,12 @@
       <w:tblStyleRowBandSize w:val="1"/>
       <w:tblStyleColBandSize w:val="1"/>
       <w:tblBorders>
-        <w:top w:val="single" w:color="167AF3" w:themeColor="accent1" w:themeTint="99" w:sz="4" w:space="0"/>
-        <w:left w:val="single" w:color="167AF3" w:themeColor="accent1" w:themeTint="99" w:sz="4" w:space="0"/>
-        <w:bottom w:val="single" w:color="167AF3" w:themeColor="accent1" w:themeTint="99" w:sz="4" w:space="0"/>
-        <w:right w:val="single" w:color="167AF3" w:themeColor="accent1" w:themeTint="99" w:sz="4" w:space="0"/>
-        <w:insideH w:val="single" w:color="167AF3" w:themeColor="accent1" w:themeTint="99" w:sz="4" w:space="0"/>
-        <w:insideV w:val="single" w:color="167AF3" w:themeColor="accent1" w:themeTint="99" w:sz="4" w:space="0"/>
+        <w:top w:val="single" w:sz="4" w:space="0" w:color="167AF3" w:themeColor="accent1" w:themeTint="99"/>
+        <w:left w:val="single" w:sz="4" w:space="0" w:color="167AF3" w:themeColor="accent1" w:themeTint="99"/>
+        <w:bottom w:val="single" w:sz="4" w:space="0" w:color="167AF3" w:themeColor="accent1" w:themeTint="99"/>
+        <w:right w:val="single" w:sz="4" w:space="0" w:color="167AF3" w:themeColor="accent1" w:themeTint="99"/>
+        <w:insideH w:val="single" w:sz="4" w:space="0" w:color="167AF3" w:themeColor="accent1" w:themeTint="99"/>
+        <w:insideV w:val="single" w:sz="4" w:space="0" w:color="167AF3" w:themeColor="accent1" w:themeTint="99"/>
       </w:tblBorders>
     </w:tblPr>
     <w:tblStylePr w:type="firstRow">
@@ -4548,10 +4484,10 @@
       <w:tblPr/>
       <w:tcPr>
         <w:tcBorders>
-          <w:top w:val="single" w:color="052F61" w:themeColor="accent1" w:sz="4" w:space="0"/>
-          <w:left w:val="single" w:color="052F61" w:themeColor="accent1" w:sz="4" w:space="0"/>
-          <w:bottom w:val="single" w:color="052F61" w:themeColor="accent1" w:sz="4" w:space="0"/>
-          <w:right w:val="single" w:color="052F61" w:themeColor="accent1" w:sz="4" w:space="0"/>
+          <w:top w:val="single" w:sz="4" w:space="0" w:color="052F61" w:themeColor="accent1"/>
+          <w:left w:val="single" w:sz="4" w:space="0" w:color="052F61" w:themeColor="accent1"/>
+          <w:bottom w:val="single" w:sz="4" w:space="0" w:color="052F61" w:themeColor="accent1"/>
+          <w:right w:val="single" w:sz="4" w:space="0" w:color="052F61" w:themeColor="accent1"/>
           <w:insideH w:val="nil"/>
           <w:insideV w:val="nil"/>
         </w:tcBorders>
@@ -4566,7 +4502,7 @@
       <w:tblPr/>
       <w:tcPr>
         <w:tcBorders>
-          <w:top w:val="double" w:color="052F61" w:themeColor="accent1" w:sz="4" w:space="0"/>
+          <w:top w:val="double" w:sz="4" w:space="0" w:color="052F61" w:themeColor="accent1"/>
         </w:tcBorders>
       </w:tcPr>
     </w:tblStylePr>
@@ -4601,12 +4537,12 @@
     <w:uiPriority w:val="59"/>
     <w:tblPr>
       <w:tblBorders>
-        <w:top w:val="single" w:color="auto" w:sz="4" w:space="0"/>
-        <w:left w:val="single" w:color="auto" w:sz="4" w:space="0"/>
-        <w:bottom w:val="single" w:color="auto" w:sz="4" w:space="0"/>
-        <w:right w:val="single" w:color="auto" w:sz="4" w:space="0"/>
-        <w:insideH w:val="single" w:color="auto" w:sz="4" w:space="0"/>
-        <w:insideV w:val="single" w:color="auto" w:sz="4" w:space="0"/>
+        <w:top w:val="single" w:sz="4" w:space="0" w:color="auto"/>
+        <w:left w:val="single" w:sz="4" w:space="0" w:color="auto"/>
+        <w:bottom w:val="single" w:sz="4" w:space="0" w:color="auto"/>
+        <w:right w:val="single" w:sz="4" w:space="0" w:color="auto"/>
+        <w:insideH w:val="single" w:sz="4" w:space="0" w:color="auto"/>
+        <w:insideV w:val="single" w:sz="4" w:space="0" w:color="auto"/>
       </w:tblBorders>
     </w:tblPr>
   </w:style>
@@ -4636,7 +4572,7 @@
       <w:szCs w:val="20"/>
     </w:rPr>
   </w:style>
-  <w:style w:type="character" w:styleId="TextocomentarioCar" w:customStyle="1">
+  <w:style w:type="character" w:customStyle="1" w:styleId="TextocomentarioCar">
     <w:name w:val="Texto comentario Car"/>
     <w:basedOn w:val="Fuentedeprrafopredeter"/>
     <w:link w:val="Textocomentario"/>
@@ -4659,7 +4595,7 @@
       <w:bCs/>
     </w:rPr>
   </w:style>
-  <w:style w:type="character" w:styleId="AsuntodelcomentarioCar" w:customStyle="1">
+  <w:style w:type="character" w:customStyle="1" w:styleId="AsuntodelcomentarioCar">
     <w:name w:val="Asunto del comentario Car"/>
     <w:basedOn w:val="TextocomentarioCar"/>
     <w:link w:val="Asuntodelcomentario"/>
@@ -4677,28 +4613,28 @@
     <w:uiPriority w:val="1"/>
     <w:qFormat/>
     <w:rPr>
-      <w:rFonts w:asciiTheme="minorHAnsi" w:hAnsiTheme="minorHAnsi" w:eastAsiaTheme="minorEastAsia" w:cstheme="minorBidi"/>
+      <w:rFonts w:asciiTheme="minorHAnsi" w:eastAsiaTheme="minorEastAsia" w:hAnsiTheme="minorHAnsi" w:cstheme="minorBidi"/>
     </w:rPr>
   </w:style>
-  <w:style w:type="character" w:styleId="SinespaciadoCar" w:customStyle="1">
+  <w:style w:type="character" w:customStyle="1" w:styleId="SinespaciadoCar">
     <w:name w:val="Sin espaciado Car"/>
     <w:basedOn w:val="Fuentedeprrafopredeter"/>
     <w:link w:val="Sinespaciado"/>
     <w:uiPriority w:val="1"/>
     <w:rPr>
-      <w:rFonts w:asciiTheme="minorHAnsi" w:hAnsiTheme="minorHAnsi" w:eastAsiaTheme="minorEastAsia" w:cstheme="minorBidi"/>
+      <w:rFonts w:asciiTheme="minorHAnsi" w:eastAsiaTheme="minorEastAsia" w:hAnsiTheme="minorHAnsi" w:cstheme="minorBidi"/>
       <w:sz w:val="22"/>
       <w:szCs w:val="22"/>
       <w:lang w:eastAsia="es-CO"/>
     </w:rPr>
   </w:style>
-  <w:style w:type="character" w:styleId="Ttulo3Car" w:customStyle="1">
+  <w:style w:type="character" w:customStyle="1" w:styleId="Ttulo3Car">
     <w:name w:val="Título 3 Car"/>
     <w:basedOn w:val="Fuentedeprrafopredeter"/>
     <w:link w:val="Ttulo3"/>
     <w:uiPriority w:val="9"/>
     <w:rPr>
-      <w:rFonts w:asciiTheme="majorHAnsi" w:hAnsiTheme="majorHAnsi" w:eastAsiaTheme="majorEastAsia" w:cstheme="majorBidi"/>
+      <w:rFonts w:asciiTheme="majorHAnsi" w:eastAsiaTheme="majorEastAsia" w:hAnsiTheme="majorHAnsi" w:cstheme="majorBidi"/>
       <w:b/>
       <w:bCs/>
       <w:color w:val="052F61" w:themeColor="accent1"/>
@@ -4734,7 +4670,7 @@
       <w:szCs w:val="20"/>
     </w:rPr>
   </w:style>
-  <w:style w:type="character" w:styleId="TextonotapieCar" w:customStyle="1">
+  <w:style w:type="character" w:customStyle="1" w:styleId="TextonotapieCar">
     <w:name w:val="Texto nota pie Car"/>
     <w:basedOn w:val="Fuentedeprrafopredeter"/>
     <w:link w:val="Textonotapie"/>
@@ -4762,12 +4698,12 @@
       <w:tblStyleRowBandSize w:val="1"/>
       <w:tblStyleColBandSize w:val="1"/>
       <w:tblBorders>
-        <w:top w:val="single" w:color="14967C" w:themeColor="accent3" w:sz="8" w:space="0"/>
-        <w:left w:val="single" w:color="14967C" w:themeColor="accent3" w:sz="8" w:space="0"/>
-        <w:bottom w:val="single" w:color="14967C" w:themeColor="accent3" w:sz="8" w:space="0"/>
-        <w:right w:val="single" w:color="14967C" w:themeColor="accent3" w:sz="8" w:space="0"/>
-        <w:insideH w:val="single" w:color="14967C" w:themeColor="accent3" w:sz="8" w:space="0"/>
-        <w:insideV w:val="single" w:color="14967C" w:themeColor="accent3" w:sz="8" w:space="0"/>
+        <w:top w:val="single" w:sz="8" w:space="0" w:color="14967C" w:themeColor="accent3"/>
+        <w:left w:val="single" w:sz="8" w:space="0" w:color="14967C" w:themeColor="accent3"/>
+        <w:bottom w:val="single" w:sz="8" w:space="0" w:color="14967C" w:themeColor="accent3"/>
+        <w:right w:val="single" w:sz="8" w:space="0" w:color="14967C" w:themeColor="accent3"/>
+        <w:insideH w:val="single" w:sz="8" w:space="0" w:color="14967C" w:themeColor="accent3"/>
+        <w:insideV w:val="single" w:sz="8" w:space="0" w:color="14967C" w:themeColor="accent3"/>
       </w:tblBorders>
     </w:tblPr>
     <w:tblStylePr w:type="firstRow">
@@ -4775,19 +4711,19 @@
         <w:spacing w:before="0" w:after="0" w:line="240" w:lineRule="auto"/>
       </w:pPr>
       <w:rPr>
-        <w:rFonts w:asciiTheme="majorHAnsi" w:hAnsiTheme="majorHAnsi" w:eastAsiaTheme="majorEastAsia" w:cstheme="majorBidi"/>
+        <w:rFonts w:asciiTheme="majorHAnsi" w:eastAsiaTheme="majorEastAsia" w:hAnsiTheme="majorHAnsi" w:cstheme="majorBidi"/>
         <w:b/>
         <w:bCs/>
       </w:rPr>
       <w:tblPr/>
       <w:tcPr>
         <w:tcBorders>
-          <w:top w:val="single" w:color="14967C" w:themeColor="accent3" w:sz="8" w:space="0"/>
-          <w:left w:val="single" w:color="14967C" w:themeColor="accent3" w:sz="8" w:space="0"/>
-          <w:bottom w:val="single" w:color="14967C" w:themeColor="accent3" w:sz="18" w:space="0"/>
-          <w:right w:val="single" w:color="14967C" w:themeColor="accent3" w:sz="8" w:space="0"/>
+          <w:top w:val="single" w:sz="8" w:space="0" w:color="14967C" w:themeColor="accent3"/>
+          <w:left w:val="single" w:sz="8" w:space="0" w:color="14967C" w:themeColor="accent3"/>
+          <w:bottom w:val="single" w:sz="18" w:space="0" w:color="14967C" w:themeColor="accent3"/>
+          <w:right w:val="single" w:sz="8" w:space="0" w:color="14967C" w:themeColor="accent3"/>
           <w:insideH w:val="nil"/>
-          <w:insideV w:val="single" w:color="14967C" w:themeColor="accent3" w:sz="8" w:space="0"/>
+          <w:insideV w:val="single" w:sz="8" w:space="0" w:color="14967C" w:themeColor="accent3"/>
         </w:tcBorders>
       </w:tcPr>
     </w:tblStylePr>
@@ -4796,42 +4732,42 @@
         <w:spacing w:before="0" w:after="0" w:line="240" w:lineRule="auto"/>
       </w:pPr>
       <w:rPr>
-        <w:rFonts w:asciiTheme="majorHAnsi" w:hAnsiTheme="majorHAnsi" w:eastAsiaTheme="majorEastAsia" w:cstheme="majorBidi"/>
+        <w:rFonts w:asciiTheme="majorHAnsi" w:eastAsiaTheme="majorEastAsia" w:hAnsiTheme="majorHAnsi" w:cstheme="majorBidi"/>
         <w:b/>
         <w:bCs/>
       </w:rPr>
       <w:tblPr/>
       <w:tcPr>
         <w:tcBorders>
-          <w:top w:val="double" w:color="14967C" w:themeColor="accent3" w:sz="6" w:space="0"/>
-          <w:left w:val="single" w:color="14967C" w:themeColor="accent3" w:sz="8" w:space="0"/>
-          <w:bottom w:val="single" w:color="14967C" w:themeColor="accent3" w:sz="8" w:space="0"/>
-          <w:right w:val="single" w:color="14967C" w:themeColor="accent3" w:sz="8" w:space="0"/>
+          <w:top w:val="double" w:sz="6" w:space="0" w:color="14967C" w:themeColor="accent3"/>
+          <w:left w:val="single" w:sz="8" w:space="0" w:color="14967C" w:themeColor="accent3"/>
+          <w:bottom w:val="single" w:sz="8" w:space="0" w:color="14967C" w:themeColor="accent3"/>
+          <w:right w:val="single" w:sz="8" w:space="0" w:color="14967C" w:themeColor="accent3"/>
           <w:insideH w:val="nil"/>
-          <w:insideV w:val="single" w:color="14967C" w:themeColor="accent3" w:sz="8" w:space="0"/>
+          <w:insideV w:val="single" w:sz="8" w:space="0" w:color="14967C" w:themeColor="accent3"/>
         </w:tcBorders>
       </w:tcPr>
     </w:tblStylePr>
     <w:tblStylePr w:type="firstCol">
       <w:rPr>
-        <w:rFonts w:asciiTheme="majorHAnsi" w:hAnsiTheme="majorHAnsi" w:eastAsiaTheme="majorEastAsia" w:cstheme="majorBidi"/>
+        <w:rFonts w:asciiTheme="majorHAnsi" w:eastAsiaTheme="majorEastAsia" w:hAnsiTheme="majorHAnsi" w:cstheme="majorBidi"/>
         <w:b/>
         <w:bCs/>
       </w:rPr>
     </w:tblStylePr>
     <w:tblStylePr w:type="lastCol">
       <w:rPr>
-        <w:rFonts w:asciiTheme="majorHAnsi" w:hAnsiTheme="majorHAnsi" w:eastAsiaTheme="majorEastAsia" w:cstheme="majorBidi"/>
+        <w:rFonts w:asciiTheme="majorHAnsi" w:eastAsiaTheme="majorEastAsia" w:hAnsiTheme="majorHAnsi" w:cstheme="majorBidi"/>
         <w:b/>
         <w:bCs/>
       </w:rPr>
       <w:tblPr/>
       <w:tcPr>
         <w:tcBorders>
-          <w:top w:val="single" w:color="14967C" w:themeColor="accent3" w:sz="8" w:space="0"/>
-          <w:left w:val="single" w:color="14967C" w:themeColor="accent3" w:sz="8" w:space="0"/>
-          <w:bottom w:val="single" w:color="14967C" w:themeColor="accent3" w:sz="8" w:space="0"/>
-          <w:right w:val="single" w:color="14967C" w:themeColor="accent3" w:sz="8" w:space="0"/>
+          <w:top w:val="single" w:sz="8" w:space="0" w:color="14967C" w:themeColor="accent3"/>
+          <w:left w:val="single" w:sz="8" w:space="0" w:color="14967C" w:themeColor="accent3"/>
+          <w:bottom w:val="single" w:sz="8" w:space="0" w:color="14967C" w:themeColor="accent3"/>
+          <w:right w:val="single" w:sz="8" w:space="0" w:color="14967C" w:themeColor="accent3"/>
         </w:tcBorders>
       </w:tcPr>
     </w:tblStylePr>
@@ -4839,10 +4775,10 @@
       <w:tblPr/>
       <w:tcPr>
         <w:tcBorders>
-          <w:top w:val="single" w:color="14967C" w:themeColor="accent3" w:sz="8" w:space="0"/>
-          <w:left w:val="single" w:color="14967C" w:themeColor="accent3" w:sz="8" w:space="0"/>
-          <w:bottom w:val="single" w:color="14967C" w:themeColor="accent3" w:sz="8" w:space="0"/>
-          <w:right w:val="single" w:color="14967C" w:themeColor="accent3" w:sz="8" w:space="0"/>
+          <w:top w:val="single" w:sz="8" w:space="0" w:color="14967C" w:themeColor="accent3"/>
+          <w:left w:val="single" w:sz="8" w:space="0" w:color="14967C" w:themeColor="accent3"/>
+          <w:bottom w:val="single" w:sz="8" w:space="0" w:color="14967C" w:themeColor="accent3"/>
+          <w:right w:val="single" w:sz="8" w:space="0" w:color="14967C" w:themeColor="accent3"/>
         </w:tcBorders>
         <w:shd w:val="clear" w:color="auto" w:fill="B4F5E8" w:themeFill="accent3" w:themeFillTint="3F"/>
       </w:tcPr>
@@ -4851,11 +4787,11 @@
       <w:tblPr/>
       <w:tcPr>
         <w:tcBorders>
-          <w:top w:val="single" w:color="14967C" w:themeColor="accent3" w:sz="8" w:space="0"/>
-          <w:left w:val="single" w:color="14967C" w:themeColor="accent3" w:sz="8" w:space="0"/>
-          <w:bottom w:val="single" w:color="14967C" w:themeColor="accent3" w:sz="8" w:space="0"/>
-          <w:right w:val="single" w:color="14967C" w:themeColor="accent3" w:sz="8" w:space="0"/>
-          <w:insideV w:val="single" w:color="14967C" w:themeColor="accent3" w:sz="8" w:space="0"/>
+          <w:top w:val="single" w:sz="8" w:space="0" w:color="14967C" w:themeColor="accent3"/>
+          <w:left w:val="single" w:sz="8" w:space="0" w:color="14967C" w:themeColor="accent3"/>
+          <w:bottom w:val="single" w:sz="8" w:space="0" w:color="14967C" w:themeColor="accent3"/>
+          <w:right w:val="single" w:sz="8" w:space="0" w:color="14967C" w:themeColor="accent3"/>
+          <w:insideV w:val="single" w:sz="8" w:space="0" w:color="14967C" w:themeColor="accent3"/>
         </w:tcBorders>
         <w:shd w:val="clear" w:color="auto" w:fill="B4F5E8" w:themeFill="accent3" w:themeFillTint="3F"/>
       </w:tcPr>
@@ -4864,11 +4800,11 @@
       <w:tblPr/>
       <w:tcPr>
         <w:tcBorders>
-          <w:top w:val="single" w:color="14967C" w:themeColor="accent3" w:sz="8" w:space="0"/>
-          <w:left w:val="single" w:color="14967C" w:themeColor="accent3" w:sz="8" w:space="0"/>
-          <w:bottom w:val="single" w:color="14967C" w:themeColor="accent3" w:sz="8" w:space="0"/>
-          <w:right w:val="single" w:color="14967C" w:themeColor="accent3" w:sz="8" w:space="0"/>
-          <w:insideV w:val="single" w:color="14967C" w:themeColor="accent3" w:sz="8" w:space="0"/>
+          <w:top w:val="single" w:sz="8" w:space="0" w:color="14967C" w:themeColor="accent3"/>
+          <w:left w:val="single" w:sz="8" w:space="0" w:color="14967C" w:themeColor="accent3"/>
+          <w:bottom w:val="single" w:sz="8" w:space="0" w:color="14967C" w:themeColor="accent3"/>
+          <w:right w:val="single" w:sz="8" w:space="0" w:color="14967C" w:themeColor="accent3"/>
+          <w:insideV w:val="single" w:sz="8" w:space="0" w:color="14967C" w:themeColor="accent3"/>
         </w:tcBorders>
       </w:tcPr>
     </w:tblStylePr>
@@ -4882,13 +4818,13 @@
       <w:spacing w:before="100" w:beforeAutospacing="1" w:after="100" w:afterAutospacing="1" w:line="240" w:lineRule="auto"/>
     </w:pPr>
     <w:rPr>
-      <w:rFonts w:ascii="Times New Roman" w:hAnsi="Times New Roman" w:eastAsiaTheme="minorEastAsia"/>
+      <w:rFonts w:ascii="Times New Roman" w:eastAsiaTheme="minorEastAsia" w:hAnsi="Times New Roman"/>
       <w:sz w:val="24"/>
       <w:szCs w:val="24"/>
       <w:lang w:eastAsia="es-CO"/>
     </w:rPr>
   </w:style>
-  <w:style w:type="paragraph" w:styleId="Default" w:customStyle="1">
+  <w:style w:type="paragraph" w:customStyle="1" w:styleId="Default">
     <w:name w:val="Default"/>
     <w:pPr>
       <w:autoSpaceDE w:val="0"/>
@@ -4912,7 +4848,7 @@
       <w:bCs/>
     </w:rPr>
   </w:style>
-  <w:style w:type="character" w:styleId="apple-converted-space" w:customStyle="1">
+  <w:style w:type="character" w:customStyle="1" w:styleId="apple-converted-space">
     <w:name w:val="apple-converted-space"/>
     <w:basedOn w:val="Fuentedeprrafopredeter"/>
   </w:style>
@@ -4927,27 +4863,27 @@
     <w:unhideWhenUsed/>
     <w:pPr>
       <w:pBdr>
-        <w:bottom w:val="single" w:color="auto" w:sz="6" w:space="1"/>
+        <w:bottom w:val="single" w:sz="6" w:space="1" w:color="auto"/>
       </w:pBdr>
       <w:spacing w:after="0" w:line="240" w:lineRule="auto"/>
       <w:jc w:val="center"/>
     </w:pPr>
     <w:rPr>
-      <w:rFonts w:ascii="Arial" w:hAnsi="Arial" w:eastAsia="Times New Roman" w:cs="Arial"/>
+      <w:rFonts w:ascii="Arial" w:eastAsia="Times New Roman" w:hAnsi="Arial" w:cs="Arial"/>
       <w:vanish/>
       <w:sz w:val="16"/>
       <w:szCs w:val="16"/>
       <w:lang w:eastAsia="es-CO"/>
     </w:rPr>
   </w:style>
-  <w:style w:type="character" w:styleId="z-PrincipiodelformularioCar" w:customStyle="1">
+  <w:style w:type="character" w:customStyle="1" w:styleId="z-PrincipiodelformularioCar">
     <w:name w:val="z-Principio del formulario Car"/>
     <w:basedOn w:val="Fuentedeprrafopredeter"/>
     <w:link w:val="z-Principiodelformulario"/>
     <w:uiPriority w:val="99"/>
     <w:semiHidden/>
     <w:rPr>
-      <w:rFonts w:ascii="Arial" w:hAnsi="Arial" w:eastAsia="Times New Roman" w:cs="Arial"/>
+      <w:rFonts w:ascii="Arial" w:eastAsia="Times New Roman" w:hAnsi="Arial" w:cs="Arial"/>
       <w:vanish/>
       <w:sz w:val="16"/>
       <w:szCs w:val="16"/>
@@ -4965,34 +4901,34 @@
     <w:unhideWhenUsed/>
     <w:pPr>
       <w:pBdr>
-        <w:top w:val="single" w:color="auto" w:sz="6" w:space="1"/>
+        <w:top w:val="single" w:sz="6" w:space="1" w:color="auto"/>
       </w:pBdr>
       <w:spacing w:after="0" w:line="240" w:lineRule="auto"/>
       <w:jc w:val="center"/>
     </w:pPr>
     <w:rPr>
-      <w:rFonts w:ascii="Arial" w:hAnsi="Arial" w:eastAsia="Times New Roman" w:cs="Arial"/>
+      <w:rFonts w:ascii="Arial" w:eastAsia="Times New Roman" w:hAnsi="Arial" w:cs="Arial"/>
       <w:vanish/>
       <w:sz w:val="16"/>
       <w:szCs w:val="16"/>
       <w:lang w:eastAsia="es-CO"/>
     </w:rPr>
   </w:style>
-  <w:style w:type="character" w:styleId="z-FinaldelformularioCar" w:customStyle="1">
+  <w:style w:type="character" w:customStyle="1" w:styleId="z-FinaldelformularioCar">
     <w:name w:val="z-Final del formulario Car"/>
     <w:basedOn w:val="Fuentedeprrafopredeter"/>
     <w:link w:val="z-Finaldelformulario"/>
     <w:uiPriority w:val="99"/>
     <w:semiHidden/>
     <w:rPr>
-      <w:rFonts w:ascii="Arial" w:hAnsi="Arial" w:eastAsia="Times New Roman" w:cs="Arial"/>
+      <w:rFonts w:ascii="Arial" w:eastAsia="Times New Roman" w:hAnsi="Arial" w:cs="Arial"/>
       <w:vanish/>
       <w:sz w:val="16"/>
       <w:szCs w:val="16"/>
       <w:lang w:eastAsia="es-CO"/>
     </w:rPr>
   </w:style>
-  <w:style w:type="paragraph" w:styleId="text-muted" w:customStyle="1">
+  <w:style w:type="paragraph" w:customStyle="1" w:styleId="text-muted">
     <w:name w:val="text-muted"/>
     <w:basedOn w:val="Normal"/>
     <w:rsid w:val="00A074D8"/>
@@ -5000,7 +4936,7 @@
       <w:spacing w:before="100" w:beforeAutospacing="1" w:after="100" w:afterAutospacing="1" w:line="240" w:lineRule="auto"/>
     </w:pPr>
     <w:rPr>
-      <w:rFonts w:ascii="Times New Roman" w:hAnsi="Times New Roman" w:eastAsia="Times New Roman"/>
+      <w:rFonts w:ascii="Times New Roman" w:eastAsia="Times New Roman" w:hAnsi="Times New Roman"/>
       <w:sz w:val="24"/>
       <w:szCs w:val="24"/>
       <w:lang w:eastAsia="es-CO"/>
@@ -5018,14 +4954,14 @@
       <w:spacing w:before="360" w:after="80"/>
     </w:pPr>
     <w:rPr>
-      <w:rFonts w:ascii="Georgia" w:hAnsi="Georgia" w:eastAsia="Georgia" w:cs="Georgia"/>
+      <w:rFonts w:ascii="Georgia" w:eastAsia="Georgia" w:hAnsi="Georgia" w:cs="Georgia"/>
       <w:i/>
       <w:color w:val="666666"/>
       <w:sz w:val="48"/>
       <w:szCs w:val="48"/>
     </w:rPr>
   </w:style>
-  <w:style w:type="table" w:styleId="a" w:customStyle="1">
+  <w:style w:type="table" w:customStyle="1" w:styleId="a">
     <w:basedOn w:val="TableNormal1"/>
     <w:tblPr>
       <w:tblStyleRowBandSize w:val="1"/>
@@ -5038,7 +4974,7 @@
       </w:tblCellMar>
     </w:tblPr>
   </w:style>
-  <w:style w:type="table" w:styleId="a0" w:customStyle="1">
+  <w:style w:type="table" w:customStyle="1" w:styleId="a0">
     <w:basedOn w:val="TableNormal1"/>
     <w:tblPr>
       <w:tblStyleRowBandSize w:val="1"/>
@@ -5049,7 +4985,7 @@
       </w:tblCellMar>
     </w:tblPr>
   </w:style>
-  <w:style w:type="table" w:styleId="a1" w:customStyle="1">
+  <w:style w:type="table" w:customStyle="1" w:styleId="a1">
     <w:basedOn w:val="TableNormal1"/>
     <w:tblPr>
       <w:tblStyleRowBandSize w:val="1"/>
@@ -5060,7 +4996,7 @@
       </w:tblCellMar>
     </w:tblPr>
   </w:style>
-  <w:style w:type="character" w:styleId="Mencinsinresolver1" w:customStyle="1">
+  <w:style w:type="character" w:customStyle="1" w:styleId="Mencinsinresolver1">
     <w:name w:val="Mención sin resolver1"/>
     <w:basedOn w:val="Fuentedeprrafopredeter"/>
     <w:uiPriority w:val="99"/>
@@ -5072,7 +5008,7 @@
       <w:shd w:val="clear" w:color="auto" w:fill="E1DFDD"/>
     </w:rPr>
   </w:style>
-  <w:style w:type="table" w:styleId="a2" w:customStyle="1">
+  <w:style w:type="table" w:customStyle="1" w:styleId="a2">
     <w:basedOn w:val="TableNormal1"/>
     <w:tblPr>
       <w:tblStyleRowBandSize w:val="1"/>
@@ -5085,7 +5021,7 @@
       </w:tblCellMar>
     </w:tblPr>
   </w:style>
-  <w:style w:type="table" w:styleId="a3" w:customStyle="1">
+  <w:style w:type="table" w:customStyle="1" w:styleId="a3">
     <w:basedOn w:val="TableNormal1"/>
     <w:tblPr>
       <w:tblStyleRowBandSize w:val="1"/>
@@ -5098,7 +5034,7 @@
       </w:tblCellMar>
     </w:tblPr>
   </w:style>
-  <w:style w:type="table" w:styleId="a4" w:customStyle="1">
+  <w:style w:type="table" w:customStyle="1" w:styleId="a4">
     <w:basedOn w:val="TableNormal1"/>
     <w:tblPr>
       <w:tblStyleRowBandSize w:val="1"/>
@@ -5111,7 +5047,7 @@
       </w:tblCellMar>
     </w:tblPr>
   </w:style>
-  <w:style w:type="character" w:styleId="apple-tab-span" w:customStyle="1">
+  <w:style w:type="character" w:customStyle="1" w:styleId="apple-tab-span">
     <w:name w:val="apple-tab-span"/>
     <w:basedOn w:val="Fuentedeprrafopredeter"/>
     <w:rsid w:val="00CE5CE5"/>
@@ -5120,7 +5056,7 @@
 </file>
 
 <file path=word/theme/theme1.xml><?xml version="1.0" encoding="utf-8"?>
-<a:theme xmlns:a="http://schemas.openxmlformats.org/drawingml/2006/main" xmlns:thm15="http://schemas.microsoft.com/office/thememl/2012/main" name="Sector">
+<a:theme xmlns:a="http://schemas.openxmlformats.org/drawingml/2006/main" name="Sector">
   <a:themeElements>
     <a:clrScheme name="Sector">
       <a:dk1>
@@ -5403,25 +5339,8 @@
 </file>
 
 <file path=customXml/item2.xml><?xml version="1.0" encoding="utf-8"?>
-<p:properties xmlns:p="http://schemas.microsoft.com/office/2006/metadata/properties" xmlns:xsi="http://www.w3.org/2001/XMLSchema-instance" xmlns:pc="http://schemas.microsoft.com/office/infopath/2007/PartnerControls">
-  <documentManagement>
-    <TaxCatchAll xmlns="13c90a0b-73bc-4dc0-be5f-28d77b615beb" xsi:nil="true"/>
-    <lcf76f155ced4ddcb4097134ff3c332f xmlns="13c93bba-48ce-428c-bfe5-88b42c19b028">
-      <Terms xmlns="http://schemas.microsoft.com/office/infopath/2007/PartnerControls"/>
-    </lcf76f155ced4ddcb4097134ff3c332f>
-  </documentManagement>
-</p:properties>
-</file>
-
-<file path=customXml/item3.xml><?xml version="1.0" encoding="utf-8"?>
-<go:gDocsCustomXmlDataStorage xmlns:go="http://customooxmlschemas.google.com/" xmlns:r="http://schemas.openxmlformats.org/officeDocument/2006/relationships">
-  <go:docsCustomData xmlns:go="http://customooxmlschemas.google.com/" roundtripDataSignature="AMtx7mikuXICOcdtfI2mX7D+Hk+r9nSfBw==">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</go:docsCustomData>
-</go:gDocsCustomXmlDataStorage>
-</file>
-
-<file path=customXml/item4.xml><?xml version="1.0" encoding="utf-8"?>
-<ct:contentTypeSchema xmlns:ct="http://schemas.microsoft.com/office/2006/metadata/contentType" xmlns:ma="http://schemas.microsoft.com/office/2006/metadata/properties/metaAttributes" ct:_="" ma:_="" ma:contentTypeName="Documento" ma:contentTypeID="0x0101006A81D6BD42E8DF4C91013959704817E1" ma:contentTypeVersion="14" ma:contentTypeDescription="Crear nuevo documento." ma:contentTypeScope="" ma:versionID="cd14e03e9fc6eb087109c39a3de1a2a7">
-  <xsd:schema xmlns:xsd="http://www.w3.org/2001/XMLSchema" xmlns:xs="http://www.w3.org/2001/XMLSchema" xmlns:p="http://schemas.microsoft.com/office/2006/metadata/properties" xmlns:ns2="13c90a0b-73bc-4dc0-be5f-28d77b615beb" xmlns:ns3="13c93bba-48ce-428c-bfe5-88b42c19b028" targetNamespace="http://schemas.microsoft.com/office/2006/metadata/properties" ma:root="true" ma:fieldsID="247ff0312e87511bd2ce05ea47f33022" ns2:_="" ns3:_="">
+<ct:contentTypeSchema xmlns:ct="http://schemas.microsoft.com/office/2006/metadata/contentType" xmlns:ma="http://schemas.microsoft.com/office/2006/metadata/properties/metaAttributes" ct:_="" ma:_="" ma:contentTypeName="Documento" ma:contentTypeID="0x0101006A81D6BD42E8DF4C91013959704817E1" ma:contentTypeVersion="15" ma:contentTypeDescription="Crear nuevo documento." ma:contentTypeScope="" ma:versionID="bf4f72ffd194f0963ff564daca6869f7">
+  <xsd:schema xmlns:xsd="http://www.w3.org/2001/XMLSchema" xmlns:xs="http://www.w3.org/2001/XMLSchema" xmlns:p="http://schemas.microsoft.com/office/2006/metadata/properties" xmlns:ns2="13c90a0b-73bc-4dc0-be5f-28d77b615beb" xmlns:ns3="13c93bba-48ce-428c-bfe5-88b42c19b028" targetNamespace="http://schemas.microsoft.com/office/2006/metadata/properties" ma:root="true" ma:fieldsID="8718d6f4873a5b1392a45044efa78385" ns2:_="" ns3:_="">
     <xsd:import namespace="13c90a0b-73bc-4dc0-be5f-28d77b615beb"/>
     <xsd:import namespace="13c93bba-48ce-428c-bfe5-88b42c19b028"/>
     <xsd:element name="properties">
@@ -5443,6 +5362,7 @@
                 <xsd:element ref="ns3:lcf76f155ced4ddcb4097134ff3c332f" minOccurs="0"/>
                 <xsd:element ref="ns2:TaxCatchAll" minOccurs="0"/>
                 <xsd:element ref="ns3:MediaServiceOCR" minOccurs="0"/>
+                <xsd:element ref="ns3:MediaServiceLocation" minOccurs="0"/>
               </xsd:all>
             </xsd:complexType>
           </xsd:element>
@@ -5548,6 +5468,11 @@
         </xsd:restriction>
       </xsd:simpleType>
     </xsd:element>
+    <xsd:element name="MediaServiceLocation" ma:index="22" nillable="true" ma:displayName="Location" ma:description="" ma:indexed="true" ma:internalName="MediaServiceLocation" ma:readOnly="true">
+      <xsd:simpleType>
+        <xsd:restriction base="dms:Text"/>
+      </xsd:simpleType>
+    </xsd:element>
   </xsd:schema>
   <xsd:schema xmlns="http://schemas.openxmlformats.org/package/2006/metadata/core-properties" xmlns:xsd="http://www.w3.org/2001/XMLSchema" xmlns:xsi="http://www.w3.org/2001/XMLSchema-instance" xmlns:dc="http://purl.org/dc/elements/1.1/" xmlns:dcterms="http://purl.org/dc/terms/" xmlns:odoc="http://schemas.microsoft.com/internal/obd" targetNamespace="http://schemas.openxmlformats.org/package/2006/metadata/core-properties" elementFormDefault="qualified" attributeFormDefault="unqualified" blockDefault="#all">
     <xsd:import namespace="http://purl.org/dc/elements/1.1/" schemaLocation="http://dublincore.org/schemas/xmls/qdc/2003/04/02/dc.xsd"/>
@@ -5648,6 +5573,23 @@
 </ct:contentTypeSchema>
 </file>
 
+<file path=customXml/item3.xml><?xml version="1.0" encoding="utf-8"?>
+<go:gDocsCustomXmlDataStorage xmlns:go="http://customooxmlschemas.google.com/" xmlns:r="http://schemas.openxmlformats.org/officeDocument/2006/relationships">
+  <go:docsCustomData xmlns:go="http://customooxmlschemas.google.com/" roundtripDataSignature="AMtx7mikuXICOcdtfI2mX7D+Hk+r9nSfBw==">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</go:docsCustomData>
+</go:gDocsCustomXmlDataStorage>
+</file>
+
+<file path=customXml/item4.xml><?xml version="1.0" encoding="utf-8"?>
+<p:properties xmlns:p="http://schemas.microsoft.com/office/2006/metadata/properties" xmlns:xsi="http://www.w3.org/2001/XMLSchema-instance" xmlns:pc="http://schemas.microsoft.com/office/infopath/2007/PartnerControls">
+  <documentManagement>
+    <TaxCatchAll xmlns="13c90a0b-73bc-4dc0-be5f-28d77b615beb" xsi:nil="true"/>
+    <lcf76f155ced4ddcb4097134ff3c332f xmlns="13c93bba-48ce-428c-bfe5-88b42c19b028">
+      <Terms xmlns="http://schemas.microsoft.com/office/infopath/2007/PartnerControls"/>
+    </lcf76f155ced4ddcb4097134ff3c332f>
+  </documentManagement>
+</p:properties>
+</file>
+
 <file path=customXml/itemProps1.xml><?xml version="1.0" encoding="utf-8"?>
 <ds:datastoreItem xmlns:ds="http://schemas.openxmlformats.org/officeDocument/2006/customXml" ds:itemID="{40A69CFA-2C47-4D7A-A295-A3E6F278D7ED}">
   <ds:schemaRefs>
@@ -5657,12 +5599,7 @@
 </file>
 
 <file path=customXml/itemProps2.xml><?xml version="1.0" encoding="utf-8"?>
-<ds:datastoreItem xmlns:ds="http://schemas.openxmlformats.org/officeDocument/2006/customXml" ds:itemID="{866D83F0-4876-4636-A193-EE64F6727E67}">
-  <ds:schemaRefs>
-    <ds:schemaRef ds:uri="http://schemas.microsoft.com/office/2006/metadata/properties"/>
-    <ds:schemaRef ds:uri="http://schemas.microsoft.com/office/infopath/2007/PartnerControls"/>
-  </ds:schemaRefs>
-</ds:datastoreItem>
+<ds:datastoreItem xmlns:ds="http://schemas.openxmlformats.org/officeDocument/2006/customXml" ds:itemID="{29A1E929-42C9-476D-9CC5-06B79A5F3DC8}"/>
 </file>
 
 <file path=customXml/itemProps3.xml><?xml version="1.0" encoding="utf-8"?>
@@ -5675,5 +5612,10 @@
 </file>
 
 <file path=customXml/itemProps4.xml><?xml version="1.0" encoding="utf-8"?>
-<ds:datastoreItem xmlns:ds="http://schemas.openxmlformats.org/officeDocument/2006/customXml" ds:itemID="{A9F7B412-34D7-4E40-B601-08B00D12B8DA}"/>
+<ds:datastoreItem xmlns:ds="http://schemas.openxmlformats.org/officeDocument/2006/customXml" ds:itemID="{866D83F0-4876-4636-A193-EE64F6727E67}">
+  <ds:schemaRefs>
+    <ds:schemaRef ds:uri="http://schemas.microsoft.com/office/2006/metadata/properties"/>
+    <ds:schemaRef ds:uri="http://schemas.microsoft.com/office/infopath/2007/PartnerControls"/>
+  </ds:schemaRefs>
+</ds:datastoreItem>
 </file>